--- a/manuscript_jcpa.docx
+++ b/manuscript_jcpa.docx
@@ -20,7 +20,7 @@
     </w:p>
     <w:p>
       <w:r>
-        <w:t>Policies frequently depend on the shape of an empirical relationship, not merely on an association. When the decision-relevant shape - a threshold, slope, turning point, or extrapolated response - is less securely identified than the policy assumes, the policy becomes functionally dependent on that form. This article asks how functional-form dependence enters policy decisions under different evidentiary, institutional, and consequence structures. A structured focused comparison of post-Fukushima evacuation under low-dose radiation-risk assumptions and the Kansas tax reform under assumed tax-rate-revenue and growth-response relationships applies common dimensions: decision-relevant feature, location of uncertainty, transportability, decision sensitivity, consequence asymmetry, reversibility, and learning capacity. The cases were purposively selected for maximum substantive contrast rather than representativeness. Both exhibit the same mechanism, but its policy significance differs with the joint configuration of extrapolation, consequence asymmetry, reversibility, and observability. A purposive mapping of 50 canonical relationships supplies background motivation. The comparison yields propositions and lessons for comparative policy appraisal under uncertain functional form.</w:t>
+        <w:t>Policies frequently depend on the shape of an empirical relationship, not merely on an association. When the decision-relevant shape - a threshold, slope, turning point, or extrapolated response - is less securely identified than the policy assumes, the policy becomes functionally dependent on that form. This article asks how functional-form dependence enters policy decisions under different evidentiary, institutional, and consequence structures. A structured focused comparison of post-Fukushima evacuation under low-dose radiation-risk assumptions and the Kansas tax reform under a claimed fiscal response curve applies common dimensions: decision-relevant feature, location of uncertainty, transportability, decision sensitivity, consequence asymmetry, reversibility, and learning capacity. The cases were purposively selected for maximum substantive contrast rather than representativeness. Both exhibit the same mechanism, but its policy significance differs with the joint configuration of extrapolation, consequence asymmetry, reversibility, and observability. A purposive mapping of 50 canonical relationships supplies background motivation. The comparison yields propositions and lessons for comparative policy appraisal under uncertain functional form.</w:t>
       </w:r>
     </w:p>
     <w:p>
@@ -64,7 +64,7 @@
     </w:p>
     <w:p>
       <w:r>
-        <w:t>This article compares post-Fukushima evacuation, justified under low-dose radiation-risk assumptions, with the Kansas tax reform of 2012, defended under an assumed tax-rate-revenue and growth response. The two policies are deliberately dissimilar - different sectors, scientific traditions, institutional environments, temporal dynamics, and consequences of error - yet both committed resources and authority on functional-form assumptions whose decision-relevant features were incompletely identified. This maximum-contrast selection follows the logic of comparing unlike systems to identify which features of a phenomenon are general and which are context-dependent (Przeworski &amp; Teune, 1970).</w:t>
+        <w:t>This article compares post-Fukushima evacuation, justified under low-dose radiation-risk assumptions, with the Kansas tax reform of 2012, defended under a claimed tax-rate-revenue and growth response. The two policies are deliberately dissimilar - different sectors, scientific traditions, institutional environments, temporal dynamics, and consequences of error - yet both committed resources and authority on functional-form assumptions whose decision-relevant features were incompletely identified. This maximum-contrast selection follows the logic of comparing unlike systems to identify which features of a phenomenon are general and which are context-dependent (Przeworski &amp; Teune, 1970).</w:t>
       </w:r>
     </w:p>
     <w:p>
@@ -146,7 +146,7 @@
     </w:p>
     <w:p>
       <w:r>
-        <w:t>Fukushima and Kansas were selected for maximum substantive contrast combined with a common analytical mechanism. They differ sharply in policy sector (radiation protection versus fiscal policy), institutional environment (emergency disaster governance versus legislative budget politics), scientific tradition (radiation epidemiology versus public economics), temporal dynamics, and the consequences of error. They nonetheless expose the same decision-level mechanism: in both, policy commitment depended on functional-form assumptions whose decision-relevant features were incompletely identified by the evidence available at the time. They were selected because, in both, the policy rationale, the functional relationship invoked, and the downstream consequences can be reconstructed from public evidence - analytically revealing cases, not a statistical sample.</w:t>
+        <w:t>Fukushima and Kansas were selected for maximum substantive contrast combined with a common analytical mechanism. They differ sharply in policy sector (radiation protection versus fiscal policy), institutional environment (emergency disaster governance versus legislative budget politics), scientific tradition (radiation epidemiology versus public economics), temporal dynamics, and the consequences of error. They nonetheless expose the same decision-level mechanism: in both, policy commitment depended on functional-form assumptions whose decision-relevant features were incompletely identified by the evidence available at the time.</w:t>
       </w:r>
     </w:p>
     <w:p>
@@ -3715,7 +3715,7 @@
           </w:tcPr>
           <w:p>
             <w:r>
-              <w:t>-0.013 to -0.001</w:t>
+              <w:t>-0.014 to -0.001</w:t>
             </w:r>
           </w:p>
         </w:tc>
@@ -5255,6 +5255,2805 @@
     <w:p>
       <w:r>
         <w:t>ten Hoeve, J. E., &amp; Jacobson, M. Z. (2012). Worldwide health effects of the Fukushima Daiichi nuclear accident. Energy &amp; Environmental Science, 5(9), 8743-8757. https://doi.org/10.1039/C2EE22019A</w:t>
+      </w:r>
+    </w:p>
+    <w:p>
+      <w:r>
+        <w:br w:type="page"/>
+      </w:r>
+    </w:p>
+    <w:p>
+      <w:pPr>
+        <w:pStyle w:val="Heading1"/>
+      </w:pPr>
+      <w:r>
+        <w:t>Appendix: Supplementary municipality exclusions and robustness analyses</w:t>
+      </w:r>
+    </w:p>
+    <w:p>
+      <w:pPr>
+        <w:pStyle w:val="Caption"/>
+      </w:pPr>
+      <w:r>
+        <w:t>Appendix Table A1. Municipalities excluded from the Fukushima panel because of missing mortality or population observations. Exclusions are determined before outcome estimation.</w:t>
+      </w:r>
+    </w:p>
+    <w:tbl>
+      <w:tblPr>
+        <w:tblStyle w:val="TableGrid"/>
+        <w:tblW w:type="auto" w:w="0"/>
+        <w:tblLook w:firstColumn="1" w:firstRow="1" w:lastColumn="0" w:lastRow="0" w:noHBand="0" w:noVBand="1" w:val="04A0"/>
+      </w:tblPr>
+      <w:tblGrid>
+        <w:gridCol w:w="2412"/>
+        <w:gridCol w:w="2412"/>
+        <w:gridCol w:w="2412"/>
+        <w:gridCol w:w="2412"/>
+      </w:tblGrid>
+      <w:tr>
+        <w:tc>
+          <w:tcPr>
+            <w:tcW w:type="dxa" w:w="2412"/>
+          </w:tcPr>
+          <w:p>
+            <w:r>
+              <w:t>Prefecture</w:t>
+            </w:r>
+          </w:p>
+        </w:tc>
+        <w:tc>
+          <w:tcPr>
+            <w:tcW w:type="dxa" w:w="2412"/>
+          </w:tcPr>
+          <w:p>
+            <w:r>
+              <w:t>Municipality</w:t>
+            </w:r>
+          </w:p>
+        </w:tc>
+        <w:tc>
+          <w:tcPr>
+            <w:tcW w:type="dxa" w:w="2412"/>
+          </w:tcPr>
+          <w:p>
+            <w:r>
+              <w:t>Reason</w:t>
+            </w:r>
+          </w:p>
+        </w:tc>
+        <w:tc>
+          <w:tcPr>
+            <w:tcW w:type="dxa" w:w="2412"/>
+          </w:tcPr>
+          <w:p>
+            <w:r>
+              <w:t>Years missing</w:t>
+            </w:r>
+          </w:p>
+        </w:tc>
+      </w:tr>
+      <w:tr>
+        <w:tc>
+          <w:tcPr>
+            <w:tcW w:type="dxa" w:w="2412"/>
+          </w:tcPr>
+          <w:p>
+            <w:r>
+              <w:t>Iwate</w:t>
+            </w:r>
+          </w:p>
+        </w:tc>
+        <w:tc>
+          <w:tcPr>
+            <w:tcW w:type="dxa" w:w="2412"/>
+          </w:tcPr>
+          <w:p>
+            <w:r>
+              <w:t>Hachimantai</w:t>
+            </w:r>
+          </w:p>
+        </w:tc>
+        <w:tc>
+          <w:tcPr>
+            <w:tcW w:type="dxa" w:w="2412"/>
+          </w:tcPr>
+          <w:p>
+            <w:r>
+              <w:t>Population missing in at least one year 2005-2019</w:t>
+            </w:r>
+          </w:p>
+        </w:tc>
+        <w:tc>
+          <w:tcPr>
+            <w:tcW w:type="dxa" w:w="2412"/>
+          </w:tcPr>
+          <w:p>
+            <w:r>
+              <w:t>2005</w:t>
+            </w:r>
+          </w:p>
+        </w:tc>
+      </w:tr>
+      <w:tr>
+        <w:tc>
+          <w:tcPr>
+            <w:tcW w:type="dxa" w:w="2412"/>
+          </w:tcPr>
+          <w:p>
+            <w:r>
+              <w:t>Iwate</w:t>
+            </w:r>
+          </w:p>
+        </w:tc>
+        <w:tc>
+          <w:tcPr>
+            <w:tcW w:type="dxa" w:w="2412"/>
+          </w:tcPr>
+          <w:p>
+            <w:r>
+              <w:t>Oshu</w:t>
+            </w:r>
+          </w:p>
+        </w:tc>
+        <w:tc>
+          <w:tcPr>
+            <w:tcW w:type="dxa" w:w="2412"/>
+          </w:tcPr>
+          <w:p>
+            <w:r>
+              <w:t>Unit not observed under a single code 2005-2019</w:t>
+            </w:r>
+          </w:p>
+        </w:tc>
+        <w:tc>
+          <w:tcPr>
+            <w:tcW w:type="dxa" w:w="2412"/>
+          </w:tcPr>
+          <w:p>
+            <w:r>
+              <w:t>2005</w:t>
+            </w:r>
+          </w:p>
+        </w:tc>
+      </w:tr>
+      <w:tr>
+        <w:tc>
+          <w:tcPr>
+            <w:tcW w:type="dxa" w:w="2412"/>
+          </w:tcPr>
+          <w:p>
+            <w:r>
+              <w:t>Iwate</w:t>
+            </w:r>
+          </w:p>
+        </w:tc>
+        <w:tc>
+          <w:tcPr>
+            <w:tcW w:type="dxa" w:w="2412"/>
+          </w:tcPr>
+          <w:p>
+            <w:r>
+              <w:t>Takizawa</w:t>
+            </w:r>
+          </w:p>
+        </w:tc>
+        <w:tc>
+          <w:tcPr>
+            <w:tcW w:type="dxa" w:w="2412"/>
+          </w:tcPr>
+          <w:p>
+            <w:r>
+              <w:t>Unit not observed under a single code 2005-2019</w:t>
+            </w:r>
+          </w:p>
+        </w:tc>
+        <w:tc>
+          <w:tcPr>
+            <w:tcW w:type="dxa" w:w="2412"/>
+          </w:tcPr>
+          <w:p>
+            <w:r>
+              <w:t>2005,2006,2007,2008,2009,2010,2011,2012,2013</w:t>
+            </w:r>
+          </w:p>
+        </w:tc>
+      </w:tr>
+      <w:tr>
+        <w:tc>
+          <w:tcPr>
+            <w:tcW w:type="dxa" w:w="2412"/>
+          </w:tcPr>
+          <w:p>
+            <w:r>
+              <w:t>Iwate</w:t>
+            </w:r>
+          </w:p>
+        </w:tc>
+        <w:tc>
+          <w:tcPr>
+            <w:tcW w:type="dxa" w:w="2412"/>
+          </w:tcPr>
+          <w:p>
+            <w:r>
+              <w:t>Nishiwaga</w:t>
+            </w:r>
+          </w:p>
+        </w:tc>
+        <w:tc>
+          <w:tcPr>
+            <w:tcW w:type="dxa" w:w="2412"/>
+          </w:tcPr>
+          <w:p>
+            <w:r>
+              <w:t>Population missing in at least one year 2005-2019</w:t>
+            </w:r>
+          </w:p>
+        </w:tc>
+        <w:tc>
+          <w:tcPr>
+            <w:tcW w:type="dxa" w:w="2412"/>
+          </w:tcPr>
+          <w:p>
+            <w:r>
+              <w:t>2005</w:t>
+            </w:r>
+          </w:p>
+        </w:tc>
+      </w:tr>
+      <w:tr>
+        <w:tc>
+          <w:tcPr>
+            <w:tcW w:type="dxa" w:w="2412"/>
+          </w:tcPr>
+          <w:p>
+            <w:r>
+              <w:t>Iwate</w:t>
+            </w:r>
+          </w:p>
+        </w:tc>
+        <w:tc>
+          <w:tcPr>
+            <w:tcW w:type="dxa" w:w="2412"/>
+          </w:tcPr>
+          <w:p>
+            <w:r>
+              <w:t>Hirono</w:t>
+            </w:r>
+          </w:p>
+        </w:tc>
+        <w:tc>
+          <w:tcPr>
+            <w:tcW w:type="dxa" w:w="2412"/>
+          </w:tcPr>
+          <w:p>
+            <w:r>
+              <w:t>Unit not observed under a single code 2005-2019</w:t>
+            </w:r>
+          </w:p>
+        </w:tc>
+        <w:tc>
+          <w:tcPr>
+            <w:tcW w:type="dxa" w:w="2412"/>
+          </w:tcPr>
+          <w:p>
+            <w:r>
+              <w:t>2005</w:t>
+            </w:r>
+          </w:p>
+        </w:tc>
+      </w:tr>
+      <w:tr>
+        <w:tc>
+          <w:tcPr>
+            <w:tcW w:type="dxa" w:w="2412"/>
+          </w:tcPr>
+          <w:p>
+            <w:r>
+              <w:t>Miyagi</w:t>
+            </w:r>
+          </w:p>
+        </w:tc>
+        <w:tc>
+          <w:tcPr>
+            <w:tcW w:type="dxa" w:w="2412"/>
+          </w:tcPr>
+          <w:p>
+            <w:r>
+              <w:t>Aoba Ward, Sendai</w:t>
+            </w:r>
+          </w:p>
+        </w:tc>
+        <w:tc>
+          <w:tcPr>
+            <w:tcW w:type="dxa" w:w="2412"/>
+          </w:tcPr>
+          <w:p>
+            <w:r>
+              <w:t>Population missing in at least one year 2005-2019</w:t>
+            </w:r>
+          </w:p>
+        </w:tc>
+        <w:tc>
+          <w:tcPr>
+            <w:tcW w:type="dxa" w:w="2412"/>
+          </w:tcPr>
+          <w:p>
+            <w:r>
+              <w:t>2006,2007,2008,2009,2010</w:t>
+            </w:r>
+          </w:p>
+        </w:tc>
+      </w:tr>
+      <w:tr>
+        <w:tc>
+          <w:tcPr>
+            <w:tcW w:type="dxa" w:w="2412"/>
+          </w:tcPr>
+          <w:p>
+            <w:r>
+              <w:t>Miyagi</w:t>
+            </w:r>
+          </w:p>
+        </w:tc>
+        <w:tc>
+          <w:tcPr>
+            <w:tcW w:type="dxa" w:w="2412"/>
+          </w:tcPr>
+          <w:p>
+            <w:r>
+              <w:t>Miyagino Ward, Sendai</w:t>
+            </w:r>
+          </w:p>
+        </w:tc>
+        <w:tc>
+          <w:tcPr>
+            <w:tcW w:type="dxa" w:w="2412"/>
+          </w:tcPr>
+          <w:p>
+            <w:r>
+              <w:t>Population missing in at least one year 2005-2019</w:t>
+            </w:r>
+          </w:p>
+        </w:tc>
+        <w:tc>
+          <w:tcPr>
+            <w:tcW w:type="dxa" w:w="2412"/>
+          </w:tcPr>
+          <w:p>
+            <w:r>
+              <w:t>2005,2006,2007,2008,2009,2010</w:t>
+            </w:r>
+          </w:p>
+        </w:tc>
+      </w:tr>
+      <w:tr>
+        <w:tc>
+          <w:tcPr>
+            <w:tcW w:type="dxa" w:w="2412"/>
+          </w:tcPr>
+          <w:p>
+            <w:r>
+              <w:t>Miyagi</w:t>
+            </w:r>
+          </w:p>
+        </w:tc>
+        <w:tc>
+          <w:tcPr>
+            <w:tcW w:type="dxa" w:w="2412"/>
+          </w:tcPr>
+          <w:p>
+            <w:r>
+              <w:t>Wakabayashi Ward, Sendai</w:t>
+            </w:r>
+          </w:p>
+        </w:tc>
+        <w:tc>
+          <w:tcPr>
+            <w:tcW w:type="dxa" w:w="2412"/>
+          </w:tcPr>
+          <w:p>
+            <w:r>
+              <w:t>Population missing in at least one year 2005-2019</w:t>
+            </w:r>
+          </w:p>
+        </w:tc>
+        <w:tc>
+          <w:tcPr>
+            <w:tcW w:type="dxa" w:w="2412"/>
+          </w:tcPr>
+          <w:p>
+            <w:r>
+              <w:t>2005,2006,2007,2008,2009,2010</w:t>
+            </w:r>
+          </w:p>
+        </w:tc>
+      </w:tr>
+      <w:tr>
+        <w:tc>
+          <w:tcPr>
+            <w:tcW w:type="dxa" w:w="2412"/>
+          </w:tcPr>
+          <w:p>
+            <w:r>
+              <w:t>Miyagi</w:t>
+            </w:r>
+          </w:p>
+        </w:tc>
+        <w:tc>
+          <w:tcPr>
+            <w:tcW w:type="dxa" w:w="2412"/>
+          </w:tcPr>
+          <w:p>
+            <w:r>
+              <w:t>Taihaku Ward, Sendai</w:t>
+            </w:r>
+          </w:p>
+        </w:tc>
+        <w:tc>
+          <w:tcPr>
+            <w:tcW w:type="dxa" w:w="2412"/>
+          </w:tcPr>
+          <w:p>
+            <w:r>
+              <w:t>Population missing in at least one year 2005-2019</w:t>
+            </w:r>
+          </w:p>
+        </w:tc>
+        <w:tc>
+          <w:tcPr>
+            <w:tcW w:type="dxa" w:w="2412"/>
+          </w:tcPr>
+          <w:p>
+            <w:r>
+              <w:t>2005,2006,2007,2008,2009,2010</w:t>
+            </w:r>
+          </w:p>
+        </w:tc>
+      </w:tr>
+      <w:tr>
+        <w:tc>
+          <w:tcPr>
+            <w:tcW w:type="dxa" w:w="2412"/>
+          </w:tcPr>
+          <w:p>
+            <w:r>
+              <w:t>Miyagi</w:t>
+            </w:r>
+          </w:p>
+        </w:tc>
+        <w:tc>
+          <w:tcPr>
+            <w:tcW w:type="dxa" w:w="2412"/>
+          </w:tcPr>
+          <w:p>
+            <w:r>
+              <w:t>Izumi Ward, Sendai</w:t>
+            </w:r>
+          </w:p>
+        </w:tc>
+        <w:tc>
+          <w:tcPr>
+            <w:tcW w:type="dxa" w:w="2412"/>
+          </w:tcPr>
+          <w:p>
+            <w:r>
+              <w:t>Population missing in at least one year 2005-2019</w:t>
+            </w:r>
+          </w:p>
+        </w:tc>
+        <w:tc>
+          <w:tcPr>
+            <w:tcW w:type="dxa" w:w="2412"/>
+          </w:tcPr>
+          <w:p>
+            <w:r>
+              <w:t>2005,2006,2007,2008,2009,2010</w:t>
+            </w:r>
+          </w:p>
+        </w:tc>
+      </w:tr>
+      <w:tr>
+        <w:tc>
+          <w:tcPr>
+            <w:tcW w:type="dxa" w:w="2412"/>
+          </w:tcPr>
+          <w:p>
+            <w:r>
+              <w:t>Miyagi</w:t>
+            </w:r>
+          </w:p>
+        </w:tc>
+        <w:tc>
+          <w:tcPr>
+            <w:tcW w:type="dxa" w:w="2412"/>
+          </w:tcPr>
+          <w:p>
+            <w:r>
+              <w:t>Shiogama</w:t>
+            </w:r>
+          </w:p>
+        </w:tc>
+        <w:tc>
+          <w:tcPr>
+            <w:tcW w:type="dxa" w:w="2412"/>
+          </w:tcPr>
+          <w:p>
+            <w:r>
+              <w:t>Population missing in at least one year 2005-2019</w:t>
+            </w:r>
+          </w:p>
+        </w:tc>
+        <w:tc>
+          <w:tcPr>
+            <w:tcW w:type="dxa" w:w="2412"/>
+          </w:tcPr>
+          <w:p>
+            <w:r>
+              <w:t>2006,2007</w:t>
+            </w:r>
+          </w:p>
+        </w:tc>
+      </w:tr>
+      <w:tr>
+        <w:tc>
+          <w:tcPr>
+            <w:tcW w:type="dxa" w:w="2412"/>
+          </w:tcPr>
+          <w:p>
+            <w:r>
+              <w:t>Miyagi</w:t>
+            </w:r>
+          </w:p>
+        </w:tc>
+        <w:tc>
+          <w:tcPr>
+            <w:tcW w:type="dxa" w:w="2412"/>
+          </w:tcPr>
+          <w:p>
+            <w:r>
+              <w:t>Tome</w:t>
+            </w:r>
+          </w:p>
+        </w:tc>
+        <w:tc>
+          <w:tcPr>
+            <w:tcW w:type="dxa" w:w="2412"/>
+          </w:tcPr>
+          <w:p>
+            <w:r>
+              <w:t>Population missing in at least one year 2005-2019</w:t>
+            </w:r>
+          </w:p>
+        </w:tc>
+        <w:tc>
+          <w:tcPr>
+            <w:tcW w:type="dxa" w:w="2412"/>
+          </w:tcPr>
+          <w:p>
+            <w:r>
+              <w:t>2005</w:t>
+            </w:r>
+          </w:p>
+        </w:tc>
+      </w:tr>
+      <w:tr>
+        <w:tc>
+          <w:tcPr>
+            <w:tcW w:type="dxa" w:w="2412"/>
+          </w:tcPr>
+          <w:p>
+            <w:r>
+              <w:t>Miyagi</w:t>
+            </w:r>
+          </w:p>
+        </w:tc>
+        <w:tc>
+          <w:tcPr>
+            <w:tcW w:type="dxa" w:w="2412"/>
+          </w:tcPr>
+          <w:p>
+            <w:r>
+              <w:t>Kurihara</w:t>
+            </w:r>
+          </w:p>
+        </w:tc>
+        <w:tc>
+          <w:tcPr>
+            <w:tcW w:type="dxa" w:w="2412"/>
+          </w:tcPr>
+          <w:p>
+            <w:r>
+              <w:t>Population missing in at least one year 2005-2019</w:t>
+            </w:r>
+          </w:p>
+        </w:tc>
+        <w:tc>
+          <w:tcPr>
+            <w:tcW w:type="dxa" w:w="2412"/>
+          </w:tcPr>
+          <w:p>
+            <w:r>
+              <w:t>2005</w:t>
+            </w:r>
+          </w:p>
+        </w:tc>
+      </w:tr>
+      <w:tr>
+        <w:tc>
+          <w:tcPr>
+            <w:tcW w:type="dxa" w:w="2412"/>
+          </w:tcPr>
+          <w:p>
+            <w:r>
+              <w:t>Miyagi</w:t>
+            </w:r>
+          </w:p>
+        </w:tc>
+        <w:tc>
+          <w:tcPr>
+            <w:tcW w:type="dxa" w:w="2412"/>
+          </w:tcPr>
+          <w:p>
+            <w:r>
+              <w:t>Higashimatsushima</w:t>
+            </w:r>
+          </w:p>
+        </w:tc>
+        <w:tc>
+          <w:tcPr>
+            <w:tcW w:type="dxa" w:w="2412"/>
+          </w:tcPr>
+          <w:p>
+            <w:r>
+              <w:t>Population missing in at least one year 2005-2019</w:t>
+            </w:r>
+          </w:p>
+        </w:tc>
+        <w:tc>
+          <w:tcPr>
+            <w:tcW w:type="dxa" w:w="2412"/>
+          </w:tcPr>
+          <w:p>
+            <w:r>
+              <w:t>2005</w:t>
+            </w:r>
+          </w:p>
+        </w:tc>
+      </w:tr>
+      <w:tr>
+        <w:tc>
+          <w:tcPr>
+            <w:tcW w:type="dxa" w:w="2412"/>
+          </w:tcPr>
+          <w:p>
+            <w:r>
+              <w:t>Miyagi</w:t>
+            </w:r>
+          </w:p>
+        </w:tc>
+        <w:tc>
+          <w:tcPr>
+            <w:tcW w:type="dxa" w:w="2412"/>
+          </w:tcPr>
+          <w:p>
+            <w:r>
+              <w:t>Osaki</w:t>
+            </w:r>
+          </w:p>
+        </w:tc>
+        <w:tc>
+          <w:tcPr>
+            <w:tcW w:type="dxa" w:w="2412"/>
+          </w:tcPr>
+          <w:p>
+            <w:r>
+              <w:t>Unit not observed under a single code 2005-2019</w:t>
+            </w:r>
+          </w:p>
+        </w:tc>
+        <w:tc>
+          <w:tcPr>
+            <w:tcW w:type="dxa" w:w="2412"/>
+          </w:tcPr>
+          <w:p>
+            <w:r>
+              <w:t>2005</w:t>
+            </w:r>
+          </w:p>
+        </w:tc>
+      </w:tr>
+      <w:tr>
+        <w:tc>
+          <w:tcPr>
+            <w:tcW w:type="dxa" w:w="2412"/>
+          </w:tcPr>
+          <w:p>
+            <w:r>
+              <w:t>Miyagi</w:t>
+            </w:r>
+          </w:p>
+        </w:tc>
+        <w:tc>
+          <w:tcPr>
+            <w:tcW w:type="dxa" w:w="2412"/>
+          </w:tcPr>
+          <w:p>
+            <w:r>
+              <w:t>Tomiya</w:t>
+            </w:r>
+          </w:p>
+        </w:tc>
+        <w:tc>
+          <w:tcPr>
+            <w:tcW w:type="dxa" w:w="2412"/>
+          </w:tcPr>
+          <w:p>
+            <w:r>
+              <w:t>Unit not observed under a single code 2005-2019</w:t>
+            </w:r>
+          </w:p>
+        </w:tc>
+        <w:tc>
+          <w:tcPr>
+            <w:tcW w:type="dxa" w:w="2412"/>
+          </w:tcPr>
+          <w:p>
+            <w:r>
+              <w:t>2005,2006,2007,2008,2009,2010,2011,2012,2013,2014,2015,2016</w:t>
+            </w:r>
+          </w:p>
+        </w:tc>
+      </w:tr>
+      <w:tr>
+        <w:tc>
+          <w:tcPr>
+            <w:tcW w:type="dxa" w:w="2412"/>
+          </w:tcPr>
+          <w:p>
+            <w:r>
+              <w:t>Miyagi</w:t>
+            </w:r>
+          </w:p>
+        </w:tc>
+        <w:tc>
+          <w:tcPr>
+            <w:tcW w:type="dxa" w:w="2412"/>
+          </w:tcPr>
+          <w:p>
+            <w:r>
+              <w:t>Shichikashuku</w:t>
+            </w:r>
+          </w:p>
+        </w:tc>
+        <w:tc>
+          <w:tcPr>
+            <w:tcW w:type="dxa" w:w="2412"/>
+          </w:tcPr>
+          <w:p>
+            <w:r>
+              <w:t>Population missing in at least one year 2005-2019</w:t>
+            </w:r>
+          </w:p>
+        </w:tc>
+        <w:tc>
+          <w:tcPr>
+            <w:tcW w:type="dxa" w:w="2412"/>
+          </w:tcPr>
+          <w:p>
+            <w:r>
+              <w:t>2007,2008,2009,2010,2011,2012,2013,2014,2015,2016,2017</w:t>
+            </w:r>
+          </w:p>
+        </w:tc>
+      </w:tr>
+      <w:tr>
+        <w:tc>
+          <w:tcPr>
+            <w:tcW w:type="dxa" w:w="2412"/>
+          </w:tcPr>
+          <w:p>
+            <w:r>
+              <w:t>Miyagi</w:t>
+            </w:r>
+          </w:p>
+        </w:tc>
+        <w:tc>
+          <w:tcPr>
+            <w:tcW w:type="dxa" w:w="2412"/>
+          </w:tcPr>
+          <w:p>
+            <w:r>
+              <w:t>Shichigahama</w:t>
+            </w:r>
+          </w:p>
+        </w:tc>
+        <w:tc>
+          <w:tcPr>
+            <w:tcW w:type="dxa" w:w="2412"/>
+          </w:tcPr>
+          <w:p>
+            <w:r>
+              <w:t>Population missing in at least one year 2005-2019</w:t>
+            </w:r>
+          </w:p>
+        </w:tc>
+        <w:tc>
+          <w:tcPr>
+            <w:tcW w:type="dxa" w:w="2412"/>
+          </w:tcPr>
+          <w:p>
+            <w:r>
+              <w:t>2007,2008,2009,2010,2011,2012,2013,2014,2015,2016,2017</w:t>
+            </w:r>
+          </w:p>
+        </w:tc>
+      </w:tr>
+      <w:tr>
+        <w:tc>
+          <w:tcPr>
+            <w:tcW w:type="dxa" w:w="2412"/>
+          </w:tcPr>
+          <w:p>
+            <w:r>
+              <w:t>Miyagi</w:t>
+            </w:r>
+          </w:p>
+        </w:tc>
+        <w:tc>
+          <w:tcPr>
+            <w:tcW w:type="dxa" w:w="2412"/>
+          </w:tcPr>
+          <w:p>
+            <w:r>
+              <w:t>Misato</w:t>
+            </w:r>
+          </w:p>
+        </w:tc>
+        <w:tc>
+          <w:tcPr>
+            <w:tcW w:type="dxa" w:w="2412"/>
+          </w:tcPr>
+          <w:p>
+            <w:r>
+              <w:t>Unit not observed under a single code 2005-2019</w:t>
+            </w:r>
+          </w:p>
+        </w:tc>
+        <w:tc>
+          <w:tcPr>
+            <w:tcW w:type="dxa" w:w="2412"/>
+          </w:tcPr>
+          <w:p>
+            <w:r>
+              <w:t>2005</w:t>
+            </w:r>
+          </w:p>
+        </w:tc>
+      </w:tr>
+      <w:tr>
+        <w:tc>
+          <w:tcPr>
+            <w:tcW w:type="dxa" w:w="2412"/>
+          </w:tcPr>
+          <w:p>
+            <w:r>
+              <w:t>Miyagi</w:t>
+            </w:r>
+          </w:p>
+        </w:tc>
+        <w:tc>
+          <w:tcPr>
+            <w:tcW w:type="dxa" w:w="2412"/>
+          </w:tcPr>
+          <w:p>
+            <w:r>
+              <w:t>Minamisanriku</w:t>
+            </w:r>
+          </w:p>
+        </w:tc>
+        <w:tc>
+          <w:tcPr>
+            <w:tcW w:type="dxa" w:w="2412"/>
+          </w:tcPr>
+          <w:p>
+            <w:r>
+              <w:t>Population missing in at least one year 2005-2019</w:t>
+            </w:r>
+          </w:p>
+        </w:tc>
+        <w:tc>
+          <w:tcPr>
+            <w:tcW w:type="dxa" w:w="2412"/>
+          </w:tcPr>
+          <w:p>
+            <w:r>
+              <w:t>2005</w:t>
+            </w:r>
+          </w:p>
+        </w:tc>
+      </w:tr>
+      <w:tr>
+        <w:tc>
+          <w:tcPr>
+            <w:tcW w:type="dxa" w:w="2412"/>
+          </w:tcPr>
+          <w:p>
+            <w:r>
+              <w:t>Yamagata</w:t>
+            </w:r>
+          </w:p>
+        </w:tc>
+        <w:tc>
+          <w:tcPr>
+            <w:tcW w:type="dxa" w:w="2412"/>
+          </w:tcPr>
+          <w:p>
+            <w:r>
+              <w:t>Shonai</w:t>
+            </w:r>
+          </w:p>
+        </w:tc>
+        <w:tc>
+          <w:tcPr>
+            <w:tcW w:type="dxa" w:w="2412"/>
+          </w:tcPr>
+          <w:p>
+            <w:r>
+              <w:t>Population missing in at least one year 2005-2019</w:t>
+            </w:r>
+          </w:p>
+        </w:tc>
+        <w:tc>
+          <w:tcPr>
+            <w:tcW w:type="dxa" w:w="2412"/>
+          </w:tcPr>
+          <w:p>
+            <w:r>
+              <w:t>2005</w:t>
+            </w:r>
+          </w:p>
+        </w:tc>
+      </w:tr>
+      <w:tr>
+        <w:tc>
+          <w:tcPr>
+            <w:tcW w:type="dxa" w:w="2412"/>
+          </w:tcPr>
+          <w:p>
+            <w:r>
+              <w:t>Fukushima</w:t>
+            </w:r>
+          </w:p>
+        </w:tc>
+        <w:tc>
+          <w:tcPr>
+            <w:tcW w:type="dxa" w:w="2412"/>
+          </w:tcPr>
+          <w:p>
+            <w:r>
+              <w:t>Motomiya</w:t>
+            </w:r>
+          </w:p>
+        </w:tc>
+        <w:tc>
+          <w:tcPr>
+            <w:tcW w:type="dxa" w:w="2412"/>
+          </w:tcPr>
+          <w:p>
+            <w:r>
+              <w:t>Population missing in at least one year 2005-2019</w:t>
+            </w:r>
+          </w:p>
+        </w:tc>
+        <w:tc>
+          <w:tcPr>
+            <w:tcW w:type="dxa" w:w="2412"/>
+          </w:tcPr>
+          <w:p>
+            <w:r>
+              <w:t>2006</w:t>
+            </w:r>
+          </w:p>
+        </w:tc>
+      </w:tr>
+      <w:tr>
+        <w:tc>
+          <w:tcPr>
+            <w:tcW w:type="dxa" w:w="2412"/>
+          </w:tcPr>
+          <w:p>
+            <w:r>
+              <w:t>Ibaraki</w:t>
+            </w:r>
+          </w:p>
+        </w:tc>
+        <w:tc>
+          <w:tcPr>
+            <w:tcW w:type="dxa" w:w="2412"/>
+          </w:tcPr>
+          <w:p>
+            <w:r>
+              <w:t>Kasumigaura</w:t>
+            </w:r>
+          </w:p>
+        </w:tc>
+        <w:tc>
+          <w:tcPr>
+            <w:tcW w:type="dxa" w:w="2412"/>
+          </w:tcPr>
+          <w:p>
+            <w:r>
+              <w:t>Population missing in at least one year 2005-2019</w:t>
+            </w:r>
+          </w:p>
+        </w:tc>
+        <w:tc>
+          <w:tcPr>
+            <w:tcW w:type="dxa" w:w="2412"/>
+          </w:tcPr>
+          <w:p>
+            <w:r>
+              <w:t>2006</w:t>
+            </w:r>
+          </w:p>
+        </w:tc>
+      </w:tr>
+      <w:tr>
+        <w:tc>
+          <w:tcPr>
+            <w:tcW w:type="dxa" w:w="2412"/>
+          </w:tcPr>
+          <w:p>
+            <w:r>
+              <w:t>Ibaraki</w:t>
+            </w:r>
+          </w:p>
+        </w:tc>
+        <w:tc>
+          <w:tcPr>
+            <w:tcW w:type="dxa" w:w="2412"/>
+          </w:tcPr>
+          <w:p>
+            <w:r>
+              <w:t>Sakuragawa</w:t>
+            </w:r>
+          </w:p>
+        </w:tc>
+        <w:tc>
+          <w:tcPr>
+            <w:tcW w:type="dxa" w:w="2412"/>
+          </w:tcPr>
+          <w:p>
+            <w:r>
+              <w:t>Population missing in at least one year 2005-2019</w:t>
+            </w:r>
+          </w:p>
+        </w:tc>
+        <w:tc>
+          <w:tcPr>
+            <w:tcW w:type="dxa" w:w="2412"/>
+          </w:tcPr>
+          <w:p>
+            <w:r>
+              <w:t>2005</w:t>
+            </w:r>
+          </w:p>
+        </w:tc>
+      </w:tr>
+      <w:tr>
+        <w:tc>
+          <w:tcPr>
+            <w:tcW w:type="dxa" w:w="2412"/>
+          </w:tcPr>
+          <w:p>
+            <w:r>
+              <w:t>Ibaraki</w:t>
+            </w:r>
+          </w:p>
+        </w:tc>
+        <w:tc>
+          <w:tcPr>
+            <w:tcW w:type="dxa" w:w="2412"/>
+          </w:tcPr>
+          <w:p>
+            <w:r>
+              <w:t>Kamisu</w:t>
+            </w:r>
+          </w:p>
+        </w:tc>
+        <w:tc>
+          <w:tcPr>
+            <w:tcW w:type="dxa" w:w="2412"/>
+          </w:tcPr>
+          <w:p>
+            <w:r>
+              <w:t>Population missing in at least one year 2005-2019</w:t>
+            </w:r>
+          </w:p>
+        </w:tc>
+        <w:tc>
+          <w:tcPr>
+            <w:tcW w:type="dxa" w:w="2412"/>
+          </w:tcPr>
+          <w:p>
+            <w:r>
+              <w:t>2005</w:t>
+            </w:r>
+          </w:p>
+        </w:tc>
+      </w:tr>
+      <w:tr>
+        <w:tc>
+          <w:tcPr>
+            <w:tcW w:type="dxa" w:w="2412"/>
+          </w:tcPr>
+          <w:p>
+            <w:r>
+              <w:t>Ibaraki</w:t>
+            </w:r>
+          </w:p>
+        </w:tc>
+        <w:tc>
+          <w:tcPr>
+            <w:tcW w:type="dxa" w:w="2412"/>
+          </w:tcPr>
+          <w:p>
+            <w:r>
+              <w:t>Namegata</w:t>
+            </w:r>
+          </w:p>
+        </w:tc>
+        <w:tc>
+          <w:tcPr>
+            <w:tcW w:type="dxa" w:w="2412"/>
+          </w:tcPr>
+          <w:p>
+            <w:r>
+              <w:t>Population missing in at least one year 2005-2019</w:t>
+            </w:r>
+          </w:p>
+        </w:tc>
+        <w:tc>
+          <w:tcPr>
+            <w:tcW w:type="dxa" w:w="2412"/>
+          </w:tcPr>
+          <w:p>
+            <w:r>
+              <w:t>2005</w:t>
+            </w:r>
+          </w:p>
+        </w:tc>
+      </w:tr>
+      <w:tr>
+        <w:tc>
+          <w:tcPr>
+            <w:tcW w:type="dxa" w:w="2412"/>
+          </w:tcPr>
+          <w:p>
+            <w:r>
+              <w:t>Ibaraki</w:t>
+            </w:r>
+          </w:p>
+        </w:tc>
+        <w:tc>
+          <w:tcPr>
+            <w:tcW w:type="dxa" w:w="2412"/>
+          </w:tcPr>
+          <w:p>
+            <w:r>
+              <w:t>Hokota</w:t>
+            </w:r>
+          </w:p>
+        </w:tc>
+        <w:tc>
+          <w:tcPr>
+            <w:tcW w:type="dxa" w:w="2412"/>
+          </w:tcPr>
+          <w:p>
+            <w:r>
+              <w:t>Population missing in at least one year 2005-2019</w:t>
+            </w:r>
+          </w:p>
+        </w:tc>
+        <w:tc>
+          <w:tcPr>
+            <w:tcW w:type="dxa" w:w="2412"/>
+          </w:tcPr>
+          <w:p>
+            <w:r>
+              <w:t>2005</w:t>
+            </w:r>
+          </w:p>
+        </w:tc>
+      </w:tr>
+      <w:tr>
+        <w:tc>
+          <w:tcPr>
+            <w:tcW w:type="dxa" w:w="2412"/>
+          </w:tcPr>
+          <w:p>
+            <w:r>
+              <w:t>Ibaraki</w:t>
+            </w:r>
+          </w:p>
+        </w:tc>
+        <w:tc>
+          <w:tcPr>
+            <w:tcW w:type="dxa" w:w="2412"/>
+          </w:tcPr>
+          <w:p>
+            <w:r>
+              <w:t>Tsukubamirai</w:t>
+            </w:r>
+          </w:p>
+        </w:tc>
+        <w:tc>
+          <w:tcPr>
+            <w:tcW w:type="dxa" w:w="2412"/>
+          </w:tcPr>
+          <w:p>
+            <w:r>
+              <w:t>Unit not observed under a single code 2005-2019</w:t>
+            </w:r>
+          </w:p>
+        </w:tc>
+        <w:tc>
+          <w:tcPr>
+            <w:tcW w:type="dxa" w:w="2412"/>
+          </w:tcPr>
+          <w:p>
+            <w:r>
+              <w:t>2005,2006</w:t>
+            </w:r>
+          </w:p>
+        </w:tc>
+      </w:tr>
+      <w:tr>
+        <w:tc>
+          <w:tcPr>
+            <w:tcW w:type="dxa" w:w="2412"/>
+          </w:tcPr>
+          <w:p>
+            <w:r>
+              <w:t>Ibaraki</w:t>
+            </w:r>
+          </w:p>
+        </w:tc>
+        <w:tc>
+          <w:tcPr>
+            <w:tcW w:type="dxa" w:w="2412"/>
+          </w:tcPr>
+          <w:p>
+            <w:r>
+              <w:t>Omitama</w:t>
+            </w:r>
+          </w:p>
+        </w:tc>
+        <w:tc>
+          <w:tcPr>
+            <w:tcW w:type="dxa" w:w="2412"/>
+          </w:tcPr>
+          <w:p>
+            <w:r>
+              <w:t>Unit not observed under a single code 2005-2019</w:t>
+            </w:r>
+          </w:p>
+        </w:tc>
+        <w:tc>
+          <w:tcPr>
+            <w:tcW w:type="dxa" w:w="2412"/>
+          </w:tcPr>
+          <w:p>
+            <w:r>
+              <w:t>2005</w:t>
+            </w:r>
+          </w:p>
+        </w:tc>
+      </w:tr>
+      <w:tr>
+        <w:tc>
+          <w:tcPr>
+            <w:tcW w:type="dxa" w:w="2412"/>
+          </w:tcPr>
+          <w:p>
+            <w:r>
+              <w:t>Tochigi</w:t>
+            </w:r>
+          </w:p>
+        </w:tc>
+        <w:tc>
+          <w:tcPr>
+            <w:tcW w:type="dxa" w:w="2412"/>
+          </w:tcPr>
+          <w:p>
+            <w:r>
+              <w:t>Nasukarasuyama</w:t>
+            </w:r>
+          </w:p>
+        </w:tc>
+        <w:tc>
+          <w:tcPr>
+            <w:tcW w:type="dxa" w:w="2412"/>
+          </w:tcPr>
+          <w:p>
+            <w:r>
+              <w:t>Population missing in at least one year 2005-2019</w:t>
+            </w:r>
+          </w:p>
+        </w:tc>
+        <w:tc>
+          <w:tcPr>
+            <w:tcW w:type="dxa" w:w="2412"/>
+          </w:tcPr>
+          <w:p>
+            <w:r>
+              <w:t>2005</w:t>
+            </w:r>
+          </w:p>
+        </w:tc>
+      </w:tr>
+      <w:tr>
+        <w:tc>
+          <w:tcPr>
+            <w:tcW w:type="dxa" w:w="2412"/>
+          </w:tcPr>
+          <w:p>
+            <w:r>
+              <w:t>Tochigi</w:t>
+            </w:r>
+          </w:p>
+        </w:tc>
+        <w:tc>
+          <w:tcPr>
+            <w:tcW w:type="dxa" w:w="2412"/>
+          </w:tcPr>
+          <w:p>
+            <w:r>
+              <w:t>Shimotsuke</w:t>
+            </w:r>
+          </w:p>
+        </w:tc>
+        <w:tc>
+          <w:tcPr>
+            <w:tcW w:type="dxa" w:w="2412"/>
+          </w:tcPr>
+          <w:p>
+            <w:r>
+              <w:t>Unit not observed under a single code 2005-2019</w:t>
+            </w:r>
+          </w:p>
+        </w:tc>
+        <w:tc>
+          <w:tcPr>
+            <w:tcW w:type="dxa" w:w="2412"/>
+          </w:tcPr>
+          <w:p>
+            <w:r>
+              <w:t>2005</w:t>
+            </w:r>
+          </w:p>
+        </w:tc>
+      </w:tr>
+      <w:tr>
+        <w:tc>
+          <w:tcPr>
+            <w:tcW w:type="dxa" w:w="2412"/>
+          </w:tcPr>
+          <w:p>
+            <w:r>
+              <w:t>Tochigi</w:t>
+            </w:r>
+          </w:p>
+        </w:tc>
+        <w:tc>
+          <w:tcPr>
+            <w:tcW w:type="dxa" w:w="2412"/>
+          </w:tcPr>
+          <w:p>
+            <w:r>
+              <w:t>Nakagawa</w:t>
+            </w:r>
+          </w:p>
+        </w:tc>
+        <w:tc>
+          <w:tcPr>
+            <w:tcW w:type="dxa" w:w="2412"/>
+          </w:tcPr>
+          <w:p>
+            <w:r>
+              <w:t>Population missing in at least one year 2005-2019</w:t>
+            </w:r>
+          </w:p>
+        </w:tc>
+        <w:tc>
+          <w:tcPr>
+            <w:tcW w:type="dxa" w:w="2412"/>
+          </w:tcPr>
+          <w:p>
+            <w:r>
+              <w:t>2005</w:t>
+            </w:r>
+          </w:p>
+        </w:tc>
+      </w:tr>
+      <w:tr>
+        <w:tc>
+          <w:tcPr>
+            <w:tcW w:type="dxa" w:w="2412"/>
+          </w:tcPr>
+          <w:p>
+            <w:r>
+              <w:t>Gunma</w:t>
+            </w:r>
+          </w:p>
+        </w:tc>
+        <w:tc>
+          <w:tcPr>
+            <w:tcW w:type="dxa" w:w="2412"/>
+          </w:tcPr>
+          <w:p>
+            <w:r>
+              <w:t>Midori</w:t>
+            </w:r>
+          </w:p>
+        </w:tc>
+        <w:tc>
+          <w:tcPr>
+            <w:tcW w:type="dxa" w:w="2412"/>
+          </w:tcPr>
+          <w:p>
+            <w:r>
+              <w:t>Unit not observed under a single code 2005-2019</w:t>
+            </w:r>
+          </w:p>
+        </w:tc>
+        <w:tc>
+          <w:tcPr>
+            <w:tcW w:type="dxa" w:w="2412"/>
+          </w:tcPr>
+          <w:p>
+            <w:r>
+              <w:t>2005</w:t>
+            </w:r>
+          </w:p>
+        </w:tc>
+      </w:tr>
+      <w:tr>
+        <w:tc>
+          <w:tcPr>
+            <w:tcW w:type="dxa" w:w="2412"/>
+          </w:tcPr>
+          <w:p>
+            <w:r>
+              <w:t>Gunma</w:t>
+            </w:r>
+          </w:p>
+        </w:tc>
+        <w:tc>
+          <w:tcPr>
+            <w:tcW w:type="dxa" w:w="2412"/>
+          </w:tcPr>
+          <w:p>
+            <w:r>
+              <w:t>Higashiazuma</w:t>
+            </w:r>
+          </w:p>
+        </w:tc>
+        <w:tc>
+          <w:tcPr>
+            <w:tcW w:type="dxa" w:w="2412"/>
+          </w:tcPr>
+          <w:p>
+            <w:r>
+              <w:t>Unit not observed under a single code 2005-2019</w:t>
+            </w:r>
+          </w:p>
+        </w:tc>
+        <w:tc>
+          <w:tcPr>
+            <w:tcW w:type="dxa" w:w="2412"/>
+          </w:tcPr>
+          <w:p>
+            <w:r>
+              <w:t>2005</w:t>
+            </w:r>
+          </w:p>
+        </w:tc>
+      </w:tr>
+      <w:tr>
+        <w:tc>
+          <w:tcPr>
+            <w:tcW w:type="dxa" w:w="2412"/>
+          </w:tcPr>
+          <w:p>
+            <w:r>
+              <w:t>Gunma</w:t>
+            </w:r>
+          </w:p>
+        </w:tc>
+        <w:tc>
+          <w:tcPr>
+            <w:tcW w:type="dxa" w:w="2412"/>
+          </w:tcPr>
+          <w:p>
+            <w:r>
+              <w:t>Minakami</w:t>
+            </w:r>
+          </w:p>
+        </w:tc>
+        <w:tc>
+          <w:tcPr>
+            <w:tcW w:type="dxa" w:w="2412"/>
+          </w:tcPr>
+          <w:p>
+            <w:r>
+              <w:t>Population missing in at least one year 2005-2019</w:t>
+            </w:r>
+          </w:p>
+        </w:tc>
+        <w:tc>
+          <w:tcPr>
+            <w:tcW w:type="dxa" w:w="2412"/>
+          </w:tcPr>
+          <w:p>
+            <w:r>
+              <w:t>2005</w:t>
+            </w:r>
+          </w:p>
+        </w:tc>
+      </w:tr>
+      <w:tr>
+        <w:tc>
+          <w:tcPr>
+            <w:tcW w:type="dxa" w:w="2412"/>
+          </w:tcPr>
+          <w:p>
+            <w:r>
+              <w:t>Niigata</w:t>
+            </w:r>
+          </w:p>
+        </w:tc>
+        <w:tc>
+          <w:tcPr>
+            <w:tcW w:type="dxa" w:w="2412"/>
+          </w:tcPr>
+          <w:p>
+            <w:r>
+              <w:t>Kita Ward, Niigata</w:t>
+            </w:r>
+          </w:p>
+        </w:tc>
+        <w:tc>
+          <w:tcPr>
+            <w:tcW w:type="dxa" w:w="2412"/>
+          </w:tcPr>
+          <w:p>
+            <w:r>
+              <w:t>Unit not observed under a single code 2005-2019</w:t>
+            </w:r>
+          </w:p>
+        </w:tc>
+        <w:tc>
+          <w:tcPr>
+            <w:tcW w:type="dxa" w:w="2412"/>
+          </w:tcPr>
+          <w:p>
+            <w:r>
+              <w:t>2005,2006,2007,2008,2009,2010</w:t>
+            </w:r>
+          </w:p>
+        </w:tc>
+      </w:tr>
+      <w:tr>
+        <w:tc>
+          <w:tcPr>
+            <w:tcW w:type="dxa" w:w="2412"/>
+          </w:tcPr>
+          <w:p>
+            <w:r>
+              <w:t>Niigata</w:t>
+            </w:r>
+          </w:p>
+        </w:tc>
+        <w:tc>
+          <w:tcPr>
+            <w:tcW w:type="dxa" w:w="2412"/>
+          </w:tcPr>
+          <w:p>
+            <w:r>
+              <w:t>Higashi Ward, Niigata</w:t>
+            </w:r>
+          </w:p>
+        </w:tc>
+        <w:tc>
+          <w:tcPr>
+            <w:tcW w:type="dxa" w:w="2412"/>
+          </w:tcPr>
+          <w:p>
+            <w:r>
+              <w:t>Unit not observed under a single code 2005-2019</w:t>
+            </w:r>
+          </w:p>
+        </w:tc>
+        <w:tc>
+          <w:tcPr>
+            <w:tcW w:type="dxa" w:w="2412"/>
+          </w:tcPr>
+          <w:p>
+            <w:r>
+              <w:t>2005,2006,2007,2008,2009,2010</w:t>
+            </w:r>
+          </w:p>
+        </w:tc>
+      </w:tr>
+      <w:tr>
+        <w:tc>
+          <w:tcPr>
+            <w:tcW w:type="dxa" w:w="2412"/>
+          </w:tcPr>
+          <w:p>
+            <w:r>
+              <w:t>Niigata</w:t>
+            </w:r>
+          </w:p>
+        </w:tc>
+        <w:tc>
+          <w:tcPr>
+            <w:tcW w:type="dxa" w:w="2412"/>
+          </w:tcPr>
+          <w:p>
+            <w:r>
+              <w:t>Chuo Ward, Niigata</w:t>
+            </w:r>
+          </w:p>
+        </w:tc>
+        <w:tc>
+          <w:tcPr>
+            <w:tcW w:type="dxa" w:w="2412"/>
+          </w:tcPr>
+          <w:p>
+            <w:r>
+              <w:t>Unit not observed under a single code 2005-2019</w:t>
+            </w:r>
+          </w:p>
+        </w:tc>
+        <w:tc>
+          <w:tcPr>
+            <w:tcW w:type="dxa" w:w="2412"/>
+          </w:tcPr>
+          <w:p>
+            <w:r>
+              <w:t>2005,2006,2007,2008,2009,2010</w:t>
+            </w:r>
+          </w:p>
+        </w:tc>
+      </w:tr>
+      <w:tr>
+        <w:tc>
+          <w:tcPr>
+            <w:tcW w:type="dxa" w:w="2412"/>
+          </w:tcPr>
+          <w:p>
+            <w:r>
+              <w:t>Niigata</w:t>
+            </w:r>
+          </w:p>
+        </w:tc>
+        <w:tc>
+          <w:tcPr>
+            <w:tcW w:type="dxa" w:w="2412"/>
+          </w:tcPr>
+          <w:p>
+            <w:r>
+              <w:t>Konan Ward, Niigata</w:t>
+            </w:r>
+          </w:p>
+        </w:tc>
+        <w:tc>
+          <w:tcPr>
+            <w:tcW w:type="dxa" w:w="2412"/>
+          </w:tcPr>
+          <w:p>
+            <w:r>
+              <w:t>Unit not observed under a single code 2005-2019</w:t>
+            </w:r>
+          </w:p>
+        </w:tc>
+        <w:tc>
+          <w:tcPr>
+            <w:tcW w:type="dxa" w:w="2412"/>
+          </w:tcPr>
+          <w:p>
+            <w:r>
+              <w:t>2005,2006,2007,2008,2009,2010</w:t>
+            </w:r>
+          </w:p>
+        </w:tc>
+      </w:tr>
+      <w:tr>
+        <w:tc>
+          <w:tcPr>
+            <w:tcW w:type="dxa" w:w="2412"/>
+          </w:tcPr>
+          <w:p>
+            <w:r>
+              <w:t>Niigata</w:t>
+            </w:r>
+          </w:p>
+        </w:tc>
+        <w:tc>
+          <w:tcPr>
+            <w:tcW w:type="dxa" w:w="2412"/>
+          </w:tcPr>
+          <w:p>
+            <w:r>
+              <w:t>Akiha Ward, Niigata</w:t>
+            </w:r>
+          </w:p>
+        </w:tc>
+        <w:tc>
+          <w:tcPr>
+            <w:tcW w:type="dxa" w:w="2412"/>
+          </w:tcPr>
+          <w:p>
+            <w:r>
+              <w:t>Unit not observed under a single code 2005-2019</w:t>
+            </w:r>
+          </w:p>
+        </w:tc>
+        <w:tc>
+          <w:tcPr>
+            <w:tcW w:type="dxa" w:w="2412"/>
+          </w:tcPr>
+          <w:p>
+            <w:r>
+              <w:t>2005,2006,2007,2008,2009,2010</w:t>
+            </w:r>
+          </w:p>
+        </w:tc>
+      </w:tr>
+      <w:tr>
+        <w:tc>
+          <w:tcPr>
+            <w:tcW w:type="dxa" w:w="2412"/>
+          </w:tcPr>
+          <w:p>
+            <w:r>
+              <w:t>Niigata</w:t>
+            </w:r>
+          </w:p>
+        </w:tc>
+        <w:tc>
+          <w:tcPr>
+            <w:tcW w:type="dxa" w:w="2412"/>
+          </w:tcPr>
+          <w:p>
+            <w:r>
+              <w:t>Minami Ward, Niigata</w:t>
+            </w:r>
+          </w:p>
+        </w:tc>
+        <w:tc>
+          <w:tcPr>
+            <w:tcW w:type="dxa" w:w="2412"/>
+          </w:tcPr>
+          <w:p>
+            <w:r>
+              <w:t>Unit not observed under a single code 2005-2019</w:t>
+            </w:r>
+          </w:p>
+        </w:tc>
+        <w:tc>
+          <w:tcPr>
+            <w:tcW w:type="dxa" w:w="2412"/>
+          </w:tcPr>
+          <w:p>
+            <w:r>
+              <w:t>2005,2006,2007,2008,2009,2010</w:t>
+            </w:r>
+          </w:p>
+        </w:tc>
+      </w:tr>
+      <w:tr>
+        <w:tc>
+          <w:tcPr>
+            <w:tcW w:type="dxa" w:w="2412"/>
+          </w:tcPr>
+          <w:p>
+            <w:r>
+              <w:t>Niigata</w:t>
+            </w:r>
+          </w:p>
+        </w:tc>
+        <w:tc>
+          <w:tcPr>
+            <w:tcW w:type="dxa" w:w="2412"/>
+          </w:tcPr>
+          <w:p>
+            <w:r>
+              <w:t>Nishi Ward, Niigata</w:t>
+            </w:r>
+          </w:p>
+        </w:tc>
+        <w:tc>
+          <w:tcPr>
+            <w:tcW w:type="dxa" w:w="2412"/>
+          </w:tcPr>
+          <w:p>
+            <w:r>
+              <w:t>Unit not observed under a single code 2005-2019</w:t>
+            </w:r>
+          </w:p>
+        </w:tc>
+        <w:tc>
+          <w:tcPr>
+            <w:tcW w:type="dxa" w:w="2412"/>
+          </w:tcPr>
+          <w:p>
+            <w:r>
+              <w:t>2005,2006,2007,2008,2009,2010</w:t>
+            </w:r>
+          </w:p>
+        </w:tc>
+      </w:tr>
+      <w:tr>
+        <w:tc>
+          <w:tcPr>
+            <w:tcW w:type="dxa" w:w="2412"/>
+          </w:tcPr>
+          <w:p>
+            <w:r>
+              <w:t>Niigata</w:t>
+            </w:r>
+          </w:p>
+        </w:tc>
+        <w:tc>
+          <w:tcPr>
+            <w:tcW w:type="dxa" w:w="2412"/>
+          </w:tcPr>
+          <w:p>
+            <w:r>
+              <w:t>Nishikan Ward, Niigata</w:t>
+            </w:r>
+          </w:p>
+        </w:tc>
+        <w:tc>
+          <w:tcPr>
+            <w:tcW w:type="dxa" w:w="2412"/>
+          </w:tcPr>
+          <w:p>
+            <w:r>
+              <w:t>Unit not observed under a single code 2005-2019</w:t>
+            </w:r>
+          </w:p>
+        </w:tc>
+        <w:tc>
+          <w:tcPr>
+            <w:tcW w:type="dxa" w:w="2412"/>
+          </w:tcPr>
+          <w:p>
+            <w:r>
+              <w:t>2005,2006,2007,2008,2009,2010</w:t>
+            </w:r>
+          </w:p>
+        </w:tc>
+      </w:tr>
+      <w:tr>
+        <w:tc>
+          <w:tcPr>
+            <w:tcW w:type="dxa" w:w="2412"/>
+          </w:tcPr>
+          <w:p>
+            <w:r>
+              <w:t>Niigata</w:t>
+            </w:r>
+          </w:p>
+        </w:tc>
+        <w:tc>
+          <w:tcPr>
+            <w:tcW w:type="dxa" w:w="2412"/>
+          </w:tcPr>
+          <w:p>
+            <w:r>
+              <w:t>Myoko</w:t>
+            </w:r>
+          </w:p>
+        </w:tc>
+        <w:tc>
+          <w:tcPr>
+            <w:tcW w:type="dxa" w:w="2412"/>
+          </w:tcPr>
+          <w:p>
+            <w:r>
+              <w:t>Population missing in at least one year 2005-2019</w:t>
+            </w:r>
+          </w:p>
+        </w:tc>
+        <w:tc>
+          <w:tcPr>
+            <w:tcW w:type="dxa" w:w="2412"/>
+          </w:tcPr>
+          <w:p>
+            <w:r>
+              <w:t>2005</w:t>
+            </w:r>
+          </w:p>
+        </w:tc>
+      </w:tr>
+      <w:tr>
+        <w:tc>
+          <w:tcPr>
+            <w:tcW w:type="dxa" w:w="2412"/>
+          </w:tcPr>
+          <w:p>
+            <w:r>
+              <w:t>Niigata</w:t>
+            </w:r>
+          </w:p>
+        </w:tc>
+        <w:tc>
+          <w:tcPr>
+            <w:tcW w:type="dxa" w:w="2412"/>
+          </w:tcPr>
+          <w:p>
+            <w:r>
+              <w:t>Tainai</w:t>
+            </w:r>
+          </w:p>
+        </w:tc>
+        <w:tc>
+          <w:tcPr>
+            <w:tcW w:type="dxa" w:w="2412"/>
+          </w:tcPr>
+          <w:p>
+            <w:r>
+              <w:t>Population missing in at least one year 2005-2019</w:t>
+            </w:r>
+          </w:p>
+        </w:tc>
+        <w:tc>
+          <w:tcPr>
+            <w:tcW w:type="dxa" w:w="2412"/>
+          </w:tcPr>
+          <w:p>
+            <w:r>
+              <w:t>2005</w:t>
+            </w:r>
+          </w:p>
+        </w:tc>
+      </w:tr>
+      <w:tr>
+        <w:tc>
+          <w:tcPr>
+            <w:tcW w:type="dxa" w:w="2412"/>
+          </w:tcPr>
+          <w:p>
+            <w:r>
+              <w:t>Niigata</w:t>
+            </w:r>
+          </w:p>
+        </w:tc>
+        <w:tc>
+          <w:tcPr>
+            <w:tcW w:type="dxa" w:w="2412"/>
+          </w:tcPr>
+          <w:p>
+            <w:r>
+              <w:t>Seiro</w:t>
+            </w:r>
+          </w:p>
+        </w:tc>
+        <w:tc>
+          <w:tcPr>
+            <w:tcW w:type="dxa" w:w="2412"/>
+          </w:tcPr>
+          <w:p>
+            <w:r>
+              <w:t>Population missing in at least one year 2005-2019</w:t>
+            </w:r>
+          </w:p>
+        </w:tc>
+        <w:tc>
+          <w:tcPr>
+            <w:tcW w:type="dxa" w:w="2412"/>
+          </w:tcPr>
+          <w:p>
+            <w:r>
+              <w:t>2006</w:t>
+            </w:r>
+          </w:p>
+        </w:tc>
+      </w:tr>
+      <w:tr>
+        <w:tc>
+          <w:tcPr>
+            <w:tcW w:type="dxa" w:w="2412"/>
+          </w:tcPr>
+          <w:p>
+            <w:r>
+              <w:t>Niigata</w:t>
+            </w:r>
+          </w:p>
+        </w:tc>
+        <w:tc>
+          <w:tcPr>
+            <w:tcW w:type="dxa" w:w="2412"/>
+          </w:tcPr>
+          <w:p>
+            <w:r>
+              <w:t>Aga</w:t>
+            </w:r>
+          </w:p>
+        </w:tc>
+        <w:tc>
+          <w:tcPr>
+            <w:tcW w:type="dxa" w:w="2412"/>
+          </w:tcPr>
+          <w:p>
+            <w:r>
+              <w:t>Population missing in at least one year 2005-2019</w:t>
+            </w:r>
+          </w:p>
+        </w:tc>
+        <w:tc>
+          <w:tcPr>
+            <w:tcW w:type="dxa" w:w="2412"/>
+          </w:tcPr>
+          <w:p>
+            <w:r>
+              <w:t>2005</w:t>
+            </w:r>
+          </w:p>
+        </w:tc>
+      </w:tr>
+    </w:tbl>
+    <w:p>
+      <w:pPr>
+        <w:pStyle w:val="Caption"/>
+      </w:pPr>
+      <w:r>
+        <w:t>Appendix Table A2. Unit-level Fukushima synthetic-control results for T1 municipalities. Mean gaps cover 2012-2019; permutation p values compare treated and placebo-unit gaps.</w:t>
+      </w:r>
+    </w:p>
+    <w:tbl>
+      <w:tblPr>
+        <w:tblStyle w:val="TableGrid"/>
+        <w:tblW w:type="auto" w:w="0"/>
+        <w:tblLook w:firstColumn="1" w:firstRow="1" w:lastColumn="0" w:lastRow="0" w:noHBand="0" w:noVBand="1" w:val="04A0"/>
+      </w:tblPr>
+      <w:tblGrid>
+        <w:gridCol w:w="1608"/>
+        <w:gridCol w:w="1608"/>
+        <w:gridCol w:w="1608"/>
+        <w:gridCol w:w="1608"/>
+        <w:gridCol w:w="1608"/>
+        <w:gridCol w:w="1608"/>
+      </w:tblGrid>
+      <w:tr>
+        <w:tc>
+          <w:tcPr>
+            <w:tcW w:type="dxa" w:w="1608"/>
+          </w:tcPr>
+          <w:p>
+            <w:r>
+              <w:t>Municipality</w:t>
+            </w:r>
+          </w:p>
+        </w:tc>
+        <w:tc>
+          <w:tcPr>
+            <w:tcW w:type="dxa" w:w="1608"/>
+          </w:tcPr>
+          <w:p>
+            <w:r>
+              <w:t>Donors</w:t>
+            </w:r>
+          </w:p>
+        </w:tc>
+        <w:tc>
+          <w:tcPr>
+            <w:tcW w:type="dxa" w:w="1608"/>
+          </w:tcPr>
+          <w:p>
+            <w:r>
+              <w:t>Pre-RMSPE</w:t>
+            </w:r>
+          </w:p>
+        </w:tc>
+        <w:tc>
+          <w:tcPr>
+            <w:tcW w:type="dxa" w:w="1608"/>
+          </w:tcPr>
+          <w:p>
+            <w:r>
+              <w:t>Post-RMSPE</w:t>
+            </w:r>
+          </w:p>
+        </w:tc>
+        <w:tc>
+          <w:tcPr>
+            <w:tcW w:type="dxa" w:w="1608"/>
+          </w:tcPr>
+          <w:p>
+            <w:r>
+              <w:t>Mean gap 2012-2019</w:t>
+            </w:r>
+          </w:p>
+        </w:tc>
+        <w:tc>
+          <w:tcPr>
+            <w:tcW w:type="dxa" w:w="1608"/>
+          </w:tcPr>
+          <w:p>
+            <w:r>
+              <w:t>Permutation p</w:t>
+            </w:r>
+          </w:p>
+        </w:tc>
+      </w:tr>
+      <w:tr>
+        <w:tc>
+          <w:tcPr>
+            <w:tcW w:type="dxa" w:w="1608"/>
+          </w:tcPr>
+          <w:p>
+            <w:r>
+              <w:t>Minamisoma</w:t>
+            </w:r>
+          </w:p>
+        </w:tc>
+        <w:tc>
+          <w:tcPr>
+            <w:tcW w:type="dxa" w:w="1608"/>
+          </w:tcPr>
+          <w:p>
+            <w:r>
+              <w:t>7</w:t>
+            </w:r>
+          </w:p>
+        </w:tc>
+        <w:tc>
+          <w:tcPr>
+            <w:tcW w:type="dxa" w:w="1608"/>
+          </w:tcPr>
+          <w:p>
+            <w:r>
+              <w:t>0.0293004359789378</w:t>
+            </w:r>
+          </w:p>
+        </w:tc>
+        <w:tc>
+          <w:tcPr>
+            <w:tcW w:type="dxa" w:w="1608"/>
+          </w:tcPr>
+          <w:p>
+            <w:r>
+              <w:t>0.1839369029359153</w:t>
+            </w:r>
+          </w:p>
+        </w:tc>
+        <w:tc>
+          <w:tcPr>
+            <w:tcW w:type="dxa" w:w="1608"/>
+          </w:tcPr>
+          <w:p>
+            <w:r>
+              <w:t>-0.0106632202853943</w:t>
+            </w:r>
+          </w:p>
+        </w:tc>
+        <w:tc>
+          <w:tcPr>
+            <w:tcW w:type="dxa" w:w="1608"/>
+          </w:tcPr>
+          <w:p>
+            <w:r>
+              <w:t>0.25</w:t>
+            </w:r>
+          </w:p>
+        </w:tc>
+      </w:tr>
+      <w:tr>
+        <w:tc>
+          <w:tcPr>
+            <w:tcW w:type="dxa" w:w="1608"/>
+          </w:tcPr>
+          <w:p>
+            <w:r>
+              <w:t>Kawamata</w:t>
+            </w:r>
+          </w:p>
+        </w:tc>
+        <w:tc>
+          <w:tcPr>
+            <w:tcW w:type="dxa" w:w="1608"/>
+          </w:tcPr>
+          <w:p>
+            <w:r>
+              <w:t>23</w:t>
+            </w:r>
+          </w:p>
+        </w:tc>
+        <w:tc>
+          <w:tcPr>
+            <w:tcW w:type="dxa" w:w="1608"/>
+          </w:tcPr>
+          <w:p>
+            <w:r>
+              <w:t>0.0097976486915868</w:t>
+            </w:r>
+          </w:p>
+        </w:tc>
+        <w:tc>
+          <w:tcPr>
+            <w:tcW w:type="dxa" w:w="1608"/>
+          </w:tcPr>
+          <w:p>
+            <w:r>
+              <w:t>0.0816468760361608</w:t>
+            </w:r>
+          </w:p>
+        </w:tc>
+        <w:tc>
+          <w:tcPr>
+            <w:tcW w:type="dxa" w:w="1608"/>
+          </w:tcPr>
+          <w:p>
+            <w:r>
+              <w:t>0.0551197222469218</w:t>
+            </w:r>
+          </w:p>
+        </w:tc>
+        <w:tc>
+          <w:tcPr>
+            <w:tcW w:type="dxa" w:w="1608"/>
+          </w:tcPr>
+          <w:p>
+            <w:r>
+              <w:t>0.3333333333333333</w:t>
+            </w:r>
+          </w:p>
+        </w:tc>
+      </w:tr>
+      <w:tr>
+        <w:tc>
+          <w:tcPr>
+            <w:tcW w:type="dxa" w:w="1608"/>
+          </w:tcPr>
+          <w:p>
+            <w:r>
+              <w:t>Naraha</w:t>
+            </w:r>
+          </w:p>
+        </w:tc>
+        <w:tc>
+          <w:tcPr>
+            <w:tcW w:type="dxa" w:w="1608"/>
+          </w:tcPr>
+          <w:p>
+            <w:r>
+              <w:t>20</w:t>
+            </w:r>
+          </w:p>
+        </w:tc>
+        <w:tc>
+          <w:tcPr>
+            <w:tcW w:type="dxa" w:w="1608"/>
+          </w:tcPr>
+          <w:p>
+            <w:r>
+              <w:t>0.0884818531208004</w:t>
+            </w:r>
+          </w:p>
+        </w:tc>
+        <w:tc>
+          <w:tcPr>
+            <w:tcW w:type="dxa" w:w="1608"/>
+          </w:tcPr>
+          <w:p>
+            <w:r>
+              <w:t>0.2043826907729224</w:t>
+            </w:r>
+          </w:p>
+        </w:tc>
+        <w:tc>
+          <w:tcPr>
+            <w:tcW w:type="dxa" w:w="1608"/>
+          </w:tcPr>
+          <w:p>
+            <w:r>
+              <w:t>-0.1279509738692234</w:t>
+            </w:r>
+          </w:p>
+        </w:tc>
+        <w:tc>
+          <w:tcPr>
+            <w:tcW w:type="dxa" w:w="1608"/>
+          </w:tcPr>
+          <w:p>
+            <w:r>
+              <w:t>0.7142857142857143</w:t>
+            </w:r>
+          </w:p>
+        </w:tc>
+      </w:tr>
+      <w:tr>
+        <w:tc>
+          <w:tcPr>
+            <w:tcW w:type="dxa" w:w="1608"/>
+          </w:tcPr>
+          <w:p>
+            <w:r>
+              <w:t>Tomioka</w:t>
+            </w:r>
+          </w:p>
+        </w:tc>
+        <w:tc>
+          <w:tcPr>
+            <w:tcW w:type="dxa" w:w="1608"/>
+          </w:tcPr>
+          <w:p>
+            <w:r>
+              <w:t>13</w:t>
+            </w:r>
+          </w:p>
+        </w:tc>
+        <w:tc>
+          <w:tcPr>
+            <w:tcW w:type="dxa" w:w="1608"/>
+          </w:tcPr>
+          <w:p>
+            <w:r>
+              <w:t>0.0593407198568021</w:t>
+            </w:r>
+          </w:p>
+        </w:tc>
+        <w:tc>
+          <w:tcPr>
+            <w:tcW w:type="dxa" w:w="1608"/>
+          </w:tcPr>
+          <w:p>
+            <w:r>
+              <w:t>0.1644916020423305</w:t>
+            </w:r>
+          </w:p>
+        </w:tc>
+        <w:tc>
+          <w:tcPr>
+            <w:tcW w:type="dxa" w:w="1608"/>
+          </w:tcPr>
+          <w:p>
+            <w:r>
+              <w:t>-0.1516691449521056</w:t>
+            </w:r>
+          </w:p>
+        </w:tc>
+        <w:tc>
+          <w:tcPr>
+            <w:tcW w:type="dxa" w:w="1608"/>
+          </w:tcPr>
+          <w:p>
+            <w:r>
+              <w:t>0.5</w:t>
+            </w:r>
+          </w:p>
+        </w:tc>
+      </w:tr>
+      <w:tr>
+        <w:tc>
+          <w:tcPr>
+            <w:tcW w:type="dxa" w:w="1608"/>
+          </w:tcPr>
+          <w:p>
+            <w:r>
+              <w:t>Kawauchi</w:t>
+            </w:r>
+          </w:p>
+        </w:tc>
+        <w:tc>
+          <w:tcPr>
+            <w:tcW w:type="dxa" w:w="1608"/>
+          </w:tcPr>
+          <w:p>
+            <w:r>
+              <w:t>13</w:t>
+            </w:r>
+          </w:p>
+        </w:tc>
+        <w:tc>
+          <w:tcPr>
+            <w:tcW w:type="dxa" w:w="1608"/>
+          </w:tcPr>
+          <w:p>
+            <w:r>
+              <w:t>0.0444060903046119</w:t>
+            </w:r>
+          </w:p>
+        </w:tc>
+        <w:tc>
+          <w:tcPr>
+            <w:tcW w:type="dxa" w:w="1608"/>
+          </w:tcPr>
+          <w:p>
+            <w:r>
+              <w:t>0.148073524583365</w:t>
+            </w:r>
+          </w:p>
+        </w:tc>
+        <w:tc>
+          <w:tcPr>
+            <w:tcW w:type="dxa" w:w="1608"/>
+          </w:tcPr>
+          <w:p>
+            <w:r>
+              <w:t>0.0831437141637636</w:t>
+            </w:r>
+          </w:p>
+        </w:tc>
+        <w:tc>
+          <w:tcPr>
+            <w:tcW w:type="dxa" w:w="1608"/>
+          </w:tcPr>
+          <w:p>
+            <w:r>
+              <w:t>0.5</w:t>
+            </w:r>
+          </w:p>
+        </w:tc>
+      </w:tr>
+      <w:tr>
+        <w:tc>
+          <w:tcPr>
+            <w:tcW w:type="dxa" w:w="1608"/>
+          </w:tcPr>
+          <w:p>
+            <w:r>
+              <w:t>Okuma</w:t>
+            </w:r>
+          </w:p>
+        </w:tc>
+        <w:tc>
+          <w:tcPr>
+            <w:tcW w:type="dxa" w:w="1608"/>
+          </w:tcPr>
+          <w:p>
+            <w:r>
+              <w:t>15</w:t>
+            </w:r>
+          </w:p>
+        </w:tc>
+        <w:tc>
+          <w:tcPr>
+            <w:tcW w:type="dxa" w:w="1608"/>
+          </w:tcPr>
+          <w:p>
+            <w:r>
+              <w:t>0.1444174894492124</w:t>
+            </w:r>
+          </w:p>
+        </w:tc>
+        <w:tc>
+          <w:tcPr>
+            <w:tcW w:type="dxa" w:w="1608"/>
+          </w:tcPr>
+          <w:p>
+            <w:r>
+              <w:t>0.3036511289006508</w:t>
+            </w:r>
+          </w:p>
+        </w:tc>
+        <w:tc>
+          <w:tcPr>
+            <w:tcW w:type="dxa" w:w="1608"/>
+          </w:tcPr>
+          <w:p>
+            <w:r>
+              <w:t>-0.2680255705173741</w:t>
+            </w:r>
+          </w:p>
+        </w:tc>
+        <w:tc>
+          <w:tcPr>
+            <w:tcW w:type="dxa" w:w="1608"/>
+          </w:tcPr>
+          <w:p>
+            <w:r>
+              <w:t>0.5625</w:t>
+            </w:r>
+          </w:p>
+        </w:tc>
+      </w:tr>
+      <w:tr>
+        <w:tc>
+          <w:tcPr>
+            <w:tcW w:type="dxa" w:w="1608"/>
+          </w:tcPr>
+          <w:p>
+            <w:r>
+              <w:t>Futaba</w:t>
+            </w:r>
+          </w:p>
+        </w:tc>
+        <w:tc>
+          <w:tcPr>
+            <w:tcW w:type="dxa" w:w="1608"/>
+          </w:tcPr>
+          <w:p>
+            <w:r>
+              <w:t>20</w:t>
+            </w:r>
+          </w:p>
+        </w:tc>
+        <w:tc>
+          <w:tcPr>
+            <w:tcW w:type="dxa" w:w="1608"/>
+          </w:tcPr>
+          <w:p>
+            <w:r>
+              <w:t>0.0489068465462831</w:t>
+            </w:r>
+          </w:p>
+        </w:tc>
+        <w:tc>
+          <w:tcPr>
+            <w:tcW w:type="dxa" w:w="1608"/>
+          </w:tcPr>
+          <w:p>
+            <w:r>
+              <w:t>0.2571351506549926</w:t>
+            </w:r>
+          </w:p>
+        </w:tc>
+        <w:tc>
+          <w:tcPr>
+            <w:tcW w:type="dxa" w:w="1608"/>
+          </w:tcPr>
+          <w:p>
+            <w:r>
+              <w:t>-0.1909625137928648</w:t>
+            </w:r>
+          </w:p>
+        </w:tc>
+        <w:tc>
+          <w:tcPr>
+            <w:tcW w:type="dxa" w:w="1608"/>
+          </w:tcPr>
+          <w:p>
+            <w:r>
+              <w:t>0.2857142857142857</w:t>
+            </w:r>
+          </w:p>
+        </w:tc>
+      </w:tr>
+      <w:tr>
+        <w:tc>
+          <w:tcPr>
+            <w:tcW w:type="dxa" w:w="1608"/>
+          </w:tcPr>
+          <w:p>
+            <w:r>
+              <w:t>Namie</w:t>
+            </w:r>
+          </w:p>
+        </w:tc>
+        <w:tc>
+          <w:tcPr>
+            <w:tcW w:type="dxa" w:w="1608"/>
+          </w:tcPr>
+          <w:p>
+            <w:r>
+              <w:t>18</w:t>
+            </w:r>
+          </w:p>
+        </w:tc>
+        <w:tc>
+          <w:tcPr>
+            <w:tcW w:type="dxa" w:w="1608"/>
+          </w:tcPr>
+          <w:p>
+            <w:r>
+              <w:t>0.004382533378559</w:t>
+            </w:r>
+          </w:p>
+        </w:tc>
+        <w:tc>
+          <w:tcPr>
+            <w:tcW w:type="dxa" w:w="1608"/>
+          </w:tcPr>
+          <w:p>
+            <w:r>
+              <w:t>0.1800522917924872</w:t>
+            </w:r>
+          </w:p>
+        </w:tc>
+        <w:tc>
+          <w:tcPr>
+            <w:tcW w:type="dxa" w:w="1608"/>
+          </w:tcPr>
+          <w:p>
+            <w:r>
+              <w:t>-0.098411662199711</w:t>
+            </w:r>
+          </w:p>
+        </w:tc>
+        <w:tc>
+          <w:tcPr>
+            <w:tcW w:type="dxa" w:w="1608"/>
+          </w:tcPr>
+          <w:p>
+            <w:r>
+              <w:t>0.2631578947368421</w:t>
+            </w:r>
+          </w:p>
+        </w:tc>
+      </w:tr>
+      <w:tr>
+        <w:tc>
+          <w:tcPr>
+            <w:tcW w:type="dxa" w:w="1608"/>
+          </w:tcPr>
+          <w:p>
+            <w:r>
+              <w:t>Katsurao</w:t>
+            </w:r>
+          </w:p>
+        </w:tc>
+        <w:tc>
+          <w:tcPr>
+            <w:tcW w:type="dxa" w:w="1608"/>
+          </w:tcPr>
+          <w:p>
+            <w:r>
+              <w:t>5</w:t>
+            </w:r>
+          </w:p>
+        </w:tc>
+        <w:tc>
+          <w:tcPr>
+            <w:tcW w:type="dxa" w:w="1608"/>
+          </w:tcPr>
+          <w:p>
+            <w:r>
+              <w:t>0.1826943753700668</w:t>
+            </w:r>
+          </w:p>
+        </w:tc>
+        <w:tc>
+          <w:tcPr>
+            <w:tcW w:type="dxa" w:w="1608"/>
+          </w:tcPr>
+          <w:p>
+            <w:r>
+              <w:t>0.2488059139201824</w:t>
+            </w:r>
+          </w:p>
+        </w:tc>
+        <w:tc>
+          <w:tcPr>
+            <w:tcW w:type="dxa" w:w="1608"/>
+          </w:tcPr>
+          <w:p>
+            <w:r>
+              <w:t>-0.1367370317019828</w:t>
+            </w:r>
+          </w:p>
+        </w:tc>
+        <w:tc>
+          <w:tcPr>
+            <w:tcW w:type="dxa" w:w="1608"/>
+          </w:tcPr>
+          <w:p>
+            <w:r>
+              <w:t>0.8333333333333334</w:t>
+            </w:r>
+          </w:p>
+        </w:tc>
+      </w:tr>
+      <w:tr>
+        <w:tc>
+          <w:tcPr>
+            <w:tcW w:type="dxa" w:w="1608"/>
+          </w:tcPr>
+          <w:p>
+            <w:r>
+              <w:t>Iitate</w:t>
+            </w:r>
+          </w:p>
+        </w:tc>
+        <w:tc>
+          <w:tcPr>
+            <w:tcW w:type="dxa" w:w="1608"/>
+          </w:tcPr>
+          <w:p>
+            <w:r>
+              <w:t>22</w:t>
+            </w:r>
+          </w:p>
+        </w:tc>
+        <w:tc>
+          <w:tcPr>
+            <w:tcW w:type="dxa" w:w="1608"/>
+          </w:tcPr>
+          <w:p>
+            <w:r>
+              <w:t>0.0168998085544957</w:t>
+            </w:r>
+          </w:p>
+        </w:tc>
+        <w:tc>
+          <w:tcPr>
+            <w:tcW w:type="dxa" w:w="1608"/>
+          </w:tcPr>
+          <w:p>
+            <w:r>
+              <w:t>0.1182144350993184</w:t>
+            </w:r>
+          </w:p>
+        </w:tc>
+        <w:tc>
+          <w:tcPr>
+            <w:tcW w:type="dxa" w:w="1608"/>
+          </w:tcPr>
+          <w:p>
+            <w:r>
+              <w:t>-0.0265778280351051</w:t>
+            </w:r>
+          </w:p>
+        </w:tc>
+        <w:tc>
+          <w:tcPr>
+            <w:tcW w:type="dxa" w:w="1608"/>
+          </w:tcPr>
+          <w:p>
+            <w:r>
+              <w:t>0.3043478260869565</w:t>
+            </w:r>
+          </w:p>
+        </w:tc>
+      </w:tr>
+    </w:tbl>
+    <w:p>
+      <w:pPr>
+        <w:pStyle w:val="Caption"/>
+      </w:pPr>
+      <w:r>
+        <w:t>Appendix Figure A1. Kansas neighboring-state difference-in-differences event studies for real GDP per capita, employment, total tax revenue, and individual income-tax revenue. Coefficients are relative to 2012; bars are 95% confidence intervals.</w:t>
+      </w:r>
+    </w:p>
+    <w:p>
+      <w:r>
+        <w:drawing>
+          <wp:inline xmlns:a="http://schemas.openxmlformats.org/drawingml/2006/main" xmlns:pic="http://schemas.openxmlformats.org/drawingml/2006/picture">
+            <wp:extent cx="5852160" cy="4350027"/>
+            <wp:docPr id="8" name="Picture 8"/>
+            <wp:cNvGraphicFramePr>
+              <a:graphicFrameLocks noChangeAspect="1"/>
+            </wp:cNvGraphicFramePr>
+            <a:graphic>
+              <a:graphicData uri="http://schemas.openxmlformats.org/drawingml/2006/picture">
+                <pic:pic>
+                  <pic:nvPicPr>
+                    <pic:cNvPr id="0" name="FigureA1.png"/>
+                    <pic:cNvPicPr/>
+                  </pic:nvPicPr>
+                  <pic:blipFill>
+                    <a:blip r:embed="rId17"/>
+                    <a:stretch>
+                      <a:fillRect/>
+                    </a:stretch>
+                  </pic:blipFill>
+                  <pic:spPr>
+                    <a:xfrm>
+                      <a:off x="0" y="0"/>
+                      <a:ext cx="5852160" cy="4350027"/>
+                    </a:xfrm>
+                    <a:prstGeom prst="rect"/>
+                  </pic:spPr>
+                </pic:pic>
+              </a:graphicData>
+            </a:graphic>
+          </wp:inline>
+        </w:drawing>
       </w:r>
     </w:p>
     <w:sectPr>

--- a/manuscript_jcpa.docx
+++ b/manuscript_jcpa.docx
@@ -20,7 +20,7 @@
     </w:p>
     <w:p>
       <w:r>
-        <w:t>Policies frequently depend on the shape of an empirical relationship, not merely on an association. When the decision-relevant shape - a threshold, slope, turning point, or extrapolated response - is less securely identified than the policy assumes, the policy becomes functionally dependent on that form. This article asks how functional-form dependence enters policy decisions under different evidentiary, institutional, and consequence structures. A structured focused comparison of post-Fukushima evacuation under low-dose radiation-risk assumptions and the Kansas tax reform under a claimed fiscal response curve applies common dimensions: decision-relevant feature, location of uncertainty, transportability, decision sensitivity, consequence asymmetry, reversibility, and learning capacity. The cases were purposively selected for maximum substantive contrast rather than representativeness. Both exhibit the same mechanism, but its policy significance differs with the joint configuration of extrapolation, consequence asymmetry, reversibility, and observability. A purposive mapping of 50 canonical relationships supplies background motivation. The comparison yields propositions and lessons for comparative policy appraisal under uncertain functional form.</w:t>
+        <w:t>Policies often depend on the shape of an empirical relationship, not merely on an association. I define functional-form dependence as reliance on a threshold, slope, turning point, or extrapolated response that is less securely identified than the policy assumes. A structured comparison of post-Fukushima evacuation and Kansas tax reform examines decision-relevant shape, uncertainty, transportability, consequence asymmetry, reversibility, and learning capacity. The cases share the same mechanism but differ in its policy significance. A purposive mapping of 50 canonical relationships provides background motivation. The comparison yields transferable lessons for policy appraisal under uncertain functional form.</w:t>
       </w:r>
     </w:p>
     <w:p>
@@ -317,9 +317,16 @@
     </w:p>
     <w:tbl>
       <w:tblPr>
-        <w:tblStyle w:val="TableGrid"/>
         <w:tblW w:type="auto" w:w="0"/>
         <w:tblLook w:firstColumn="1" w:firstRow="1" w:lastColumn="0" w:lastRow="0" w:noHBand="0" w:noVBand="1" w:val="04A0"/>
+        <w:tblBorders>
+          <w:top w:val="single" w:sz="8"/>
+          <w:left w:val="none"/>
+          <w:bottom w:val="single" w:sz="8"/>
+          <w:right w:val="none"/>
+          <w:insideH w:val="none"/>
+          <w:insideV w:val="none"/>
+        </w:tblBorders>
       </w:tblPr>
       <w:tblGrid>
         <w:gridCol w:w="1378"/>
@@ -334,6 +341,9 @@
         <w:tc>
           <w:tcPr>
             <w:tcW w:type="dxa" w:w="1378"/>
+            <w:tcBorders>
+              <w:bottom w:val="single" w:sz="8"/>
+            </w:tcBorders>
           </w:tcPr>
           <w:p>
             <w:r>
@@ -344,6 +354,9 @@
         <w:tc>
           <w:tcPr>
             <w:tcW w:type="dxa" w:w="1378"/>
+            <w:tcBorders>
+              <w:bottom w:val="single" w:sz="8"/>
+            </w:tcBorders>
           </w:tcPr>
           <w:p>
             <w:r>
@@ -354,6 +367,9 @@
         <w:tc>
           <w:tcPr>
             <w:tcW w:type="dxa" w:w="1378"/>
+            <w:tcBorders>
+              <w:bottom w:val="single" w:sz="8"/>
+            </w:tcBorders>
           </w:tcPr>
           <w:p>
             <w:r>
@@ -364,6 +380,9 @@
         <w:tc>
           <w:tcPr>
             <w:tcW w:type="dxa" w:w="1378"/>
+            <w:tcBorders>
+              <w:bottom w:val="single" w:sz="8"/>
+            </w:tcBorders>
           </w:tcPr>
           <w:p>
             <w:r>
@@ -374,6 +393,9 @@
         <w:tc>
           <w:tcPr>
             <w:tcW w:type="dxa" w:w="1378"/>
+            <w:tcBorders>
+              <w:bottom w:val="single" w:sz="8"/>
+            </w:tcBorders>
           </w:tcPr>
           <w:p>
             <w:r>
@@ -384,6 +406,9 @@
         <w:tc>
           <w:tcPr>
             <w:tcW w:type="dxa" w:w="1378"/>
+            <w:tcBorders>
+              <w:bottom w:val="single" w:sz="8"/>
+            </w:tcBorders>
           </w:tcPr>
           <w:p>
             <w:r>
@@ -394,6 +419,9 @@
         <w:tc>
           <w:tcPr>
             <w:tcW w:type="dxa" w:w="1378"/>
+            <w:tcBorders>
+              <w:bottom w:val="single" w:sz="8"/>
+            </w:tcBorders>
           </w:tcPr>
           <w:p>
             <w:r>
@@ -1245,9 +1273,16 @@
     </w:p>
     <w:tbl>
       <w:tblPr>
-        <w:tblStyle w:val="TableGrid"/>
         <w:tblW w:type="auto" w:w="0"/>
         <w:tblLook w:firstColumn="1" w:firstRow="1" w:lastColumn="0" w:lastRow="0" w:noHBand="0" w:noVBand="1" w:val="04A0"/>
+        <w:tblBorders>
+          <w:top w:val="single" w:sz="8"/>
+          <w:left w:val="none"/>
+          <w:bottom w:val="single" w:sz="8"/>
+          <w:right w:val="none"/>
+          <w:insideH w:val="none"/>
+          <w:insideV w:val="none"/>
+        </w:tblBorders>
       </w:tblPr>
       <w:tblGrid>
         <w:gridCol w:w="1206"/>
@@ -1263,6 +1298,9 @@
         <w:tc>
           <w:tcPr>
             <w:tcW w:type="dxa" w:w="1206"/>
+            <w:tcBorders>
+              <w:bottom w:val="single" w:sz="8"/>
+            </w:tcBorders>
           </w:tcPr>
           <w:p>
             <w:r>
@@ -1273,6 +1311,9 @@
         <w:tc>
           <w:tcPr>
             <w:tcW w:type="dxa" w:w="1206"/>
+            <w:tcBorders>
+              <w:bottom w:val="single" w:sz="8"/>
+            </w:tcBorders>
           </w:tcPr>
           <w:p>
             <w:r>
@@ -1283,6 +1324,9 @@
         <w:tc>
           <w:tcPr>
             <w:tcW w:type="dxa" w:w="1206"/>
+            <w:tcBorders>
+              <w:bottom w:val="single" w:sz="8"/>
+            </w:tcBorders>
           </w:tcPr>
           <w:p>
             <w:r>
@@ -1293,6 +1337,9 @@
         <w:tc>
           <w:tcPr>
             <w:tcW w:type="dxa" w:w="1206"/>
+            <w:tcBorders>
+              <w:bottom w:val="single" w:sz="8"/>
+            </w:tcBorders>
           </w:tcPr>
           <w:p>
             <w:r>
@@ -1303,6 +1350,9 @@
         <w:tc>
           <w:tcPr>
             <w:tcW w:type="dxa" w:w="1206"/>
+            <w:tcBorders>
+              <w:bottom w:val="single" w:sz="8"/>
+            </w:tcBorders>
           </w:tcPr>
           <w:p>
             <w:r>
@@ -1313,6 +1363,9 @@
         <w:tc>
           <w:tcPr>
             <w:tcW w:type="dxa" w:w="1206"/>
+            <w:tcBorders>
+              <w:bottom w:val="single" w:sz="8"/>
+            </w:tcBorders>
           </w:tcPr>
           <w:p>
             <w:r>
@@ -1323,6 +1376,9 @@
         <w:tc>
           <w:tcPr>
             <w:tcW w:type="dxa" w:w="1206"/>
+            <w:tcBorders>
+              <w:bottom w:val="single" w:sz="8"/>
+            </w:tcBorders>
           </w:tcPr>
           <w:p>
             <w:r>
@@ -1333,6 +1389,9 @@
         <w:tc>
           <w:tcPr>
             <w:tcW w:type="dxa" w:w="1206"/>
+            <w:tcBorders>
+              <w:bottom w:val="single" w:sz="8"/>
+            </w:tcBorders>
           </w:tcPr>
           <w:p>
             <w:r>
@@ -2440,9 +2499,16 @@
     </w:p>
     <w:tbl>
       <w:tblPr>
-        <w:tblStyle w:val="TableGrid"/>
         <w:tblW w:type="auto" w:w="0"/>
         <w:tblLook w:firstColumn="1" w:firstRow="1" w:lastColumn="0" w:lastRow="0" w:noHBand="0" w:noVBand="1" w:val="04A0"/>
+        <w:tblBorders>
+          <w:top w:val="single" w:sz="8"/>
+          <w:left w:val="none"/>
+          <w:bottom w:val="single" w:sz="8"/>
+          <w:right w:val="none"/>
+          <w:insideH w:val="none"/>
+          <w:insideV w:val="none"/>
+        </w:tblBorders>
       </w:tblPr>
       <w:tblGrid>
         <w:gridCol w:w="1930"/>
@@ -2455,6 +2521,9 @@
         <w:tc>
           <w:tcPr>
             <w:tcW w:type="dxa" w:w="1930"/>
+            <w:tcBorders>
+              <w:bottom w:val="single" w:sz="8"/>
+            </w:tcBorders>
           </w:tcPr>
           <w:p>
             <w:r>
@@ -2465,6 +2534,9 @@
         <w:tc>
           <w:tcPr>
             <w:tcW w:type="dxa" w:w="1930"/>
+            <w:tcBorders>
+              <w:bottom w:val="single" w:sz="8"/>
+            </w:tcBorders>
           </w:tcPr>
           <w:p>
             <w:r>
@@ -2475,6 +2547,9 @@
         <w:tc>
           <w:tcPr>
             <w:tcW w:type="dxa" w:w="1930"/>
+            <w:tcBorders>
+              <w:bottom w:val="single" w:sz="8"/>
+            </w:tcBorders>
           </w:tcPr>
           <w:p>
             <w:r>
@@ -2485,6 +2560,9 @@
         <w:tc>
           <w:tcPr>
             <w:tcW w:type="dxa" w:w="1930"/>
+            <w:tcBorders>
+              <w:bottom w:val="single" w:sz="8"/>
+            </w:tcBorders>
           </w:tcPr>
           <w:p>
             <w:r>
@@ -2495,6 +2573,9 @@
         <w:tc>
           <w:tcPr>
             <w:tcW w:type="dxa" w:w="1930"/>
+            <w:tcBorders>
+              <w:bottom w:val="single" w:sz="8"/>
+            </w:tcBorders>
           </w:tcPr>
           <w:p>
             <w:r>
@@ -3337,9 +3418,16 @@
     </w:p>
     <w:tbl>
       <w:tblPr>
-        <w:tblStyle w:val="TableGrid"/>
         <w:tblW w:type="auto" w:w="0"/>
         <w:tblLook w:firstColumn="1" w:firstRow="1" w:lastColumn="0" w:lastRow="0" w:noHBand="0" w:noVBand="1" w:val="04A0"/>
+        <w:tblBorders>
+          <w:top w:val="single" w:sz="8"/>
+          <w:left w:val="none"/>
+          <w:bottom w:val="single" w:sz="8"/>
+          <w:right w:val="none"/>
+          <w:insideH w:val="none"/>
+          <w:insideV w:val="none"/>
+        </w:tblBorders>
       </w:tblPr>
       <w:tblGrid>
         <w:gridCol w:w="1072"/>
@@ -3356,6 +3444,9 @@
         <w:tc>
           <w:tcPr>
             <w:tcW w:type="dxa" w:w="1072"/>
+            <w:tcBorders>
+              <w:bottom w:val="single" w:sz="8"/>
+            </w:tcBorders>
           </w:tcPr>
           <w:p>
             <w:r>
@@ -3366,6 +3457,9 @@
         <w:tc>
           <w:tcPr>
             <w:tcW w:type="dxa" w:w="1072"/>
+            <w:tcBorders>
+              <w:bottom w:val="single" w:sz="8"/>
+            </w:tcBorders>
           </w:tcPr>
           <w:p>
             <w:r>
@@ -3376,6 +3470,9 @@
         <w:tc>
           <w:tcPr>
             <w:tcW w:type="dxa" w:w="1072"/>
+            <w:tcBorders>
+              <w:bottom w:val="single" w:sz="8"/>
+            </w:tcBorders>
           </w:tcPr>
           <w:p>
             <w:r>
@@ -3386,6 +3483,9 @@
         <w:tc>
           <w:tcPr>
             <w:tcW w:type="dxa" w:w="1072"/>
+            <w:tcBorders>
+              <w:bottom w:val="single" w:sz="8"/>
+            </w:tcBorders>
           </w:tcPr>
           <w:p>
             <w:r>
@@ -3396,6 +3496,9 @@
         <w:tc>
           <w:tcPr>
             <w:tcW w:type="dxa" w:w="1072"/>
+            <w:tcBorders>
+              <w:bottom w:val="single" w:sz="8"/>
+            </w:tcBorders>
           </w:tcPr>
           <w:p>
             <w:r>
@@ -3406,6 +3509,9 @@
         <w:tc>
           <w:tcPr>
             <w:tcW w:type="dxa" w:w="1072"/>
+            <w:tcBorders>
+              <w:bottom w:val="single" w:sz="8"/>
+            </w:tcBorders>
           </w:tcPr>
           <w:p>
             <w:r>
@@ -3416,6 +3522,9 @@
         <w:tc>
           <w:tcPr>
             <w:tcW w:type="dxa" w:w="1072"/>
+            <w:tcBorders>
+              <w:bottom w:val="single" w:sz="8"/>
+            </w:tcBorders>
           </w:tcPr>
           <w:p>
             <w:r>
@@ -3426,6 +3535,9 @@
         <w:tc>
           <w:tcPr>
             <w:tcW w:type="dxa" w:w="1072"/>
+            <w:tcBorders>
+              <w:bottom w:val="single" w:sz="8"/>
+            </w:tcBorders>
           </w:tcPr>
           <w:p>
             <w:r>
@@ -3436,6 +3548,9 @@
         <w:tc>
           <w:tcPr>
             <w:tcW w:type="dxa" w:w="1072"/>
+            <w:tcBorders>
+              <w:bottom w:val="single" w:sz="8"/>
+            </w:tcBorders>
           </w:tcPr>
           <w:p>
             <w:r>
@@ -4271,9 +4386,16 @@
     </w:p>
     <w:tbl>
       <w:tblPr>
-        <w:tblStyle w:val="TableGrid"/>
         <w:tblW w:type="auto" w:w="0"/>
         <w:tblLook w:firstColumn="1" w:firstRow="1" w:lastColumn="0" w:lastRow="0" w:noHBand="0" w:noVBand="1" w:val="04A0"/>
+        <w:tblBorders>
+          <w:top w:val="single" w:sz="8"/>
+          <w:left w:val="none"/>
+          <w:bottom w:val="single" w:sz="8"/>
+          <w:right w:val="none"/>
+          <w:insideH w:val="none"/>
+          <w:insideV w:val="none"/>
+        </w:tblBorders>
       </w:tblPr>
       <w:tblGrid>
         <w:gridCol w:w="2412"/>
@@ -4285,6 +4407,9 @@
         <w:tc>
           <w:tcPr>
             <w:tcW w:type="dxa" w:w="2412"/>
+            <w:tcBorders>
+              <w:bottom w:val="single" w:sz="8"/>
+            </w:tcBorders>
           </w:tcPr>
           <w:p>
             <w:r>
@@ -4295,6 +4420,9 @@
         <w:tc>
           <w:tcPr>
             <w:tcW w:type="dxa" w:w="2412"/>
+            <w:tcBorders>
+              <w:bottom w:val="single" w:sz="8"/>
+            </w:tcBorders>
           </w:tcPr>
           <w:p>
             <w:r>
@@ -4305,6 +4433,9 @@
         <w:tc>
           <w:tcPr>
             <w:tcW w:type="dxa" w:w="2412"/>
+            <w:tcBorders>
+              <w:bottom w:val="single" w:sz="8"/>
+            </w:tcBorders>
           </w:tcPr>
           <w:p>
             <w:r>
@@ -4315,6 +4446,9 @@
         <w:tc>
           <w:tcPr>
             <w:tcW w:type="dxa" w:w="2412"/>
+            <w:tcBorders>
+              <w:bottom w:val="single" w:sz="8"/>
+            </w:tcBorders>
           </w:tcPr>
           <w:p>
             <w:r>
@@ -5280,9 +5414,16 @@
     </w:p>
     <w:tbl>
       <w:tblPr>
-        <w:tblStyle w:val="TableGrid"/>
         <w:tblW w:type="auto" w:w="0"/>
         <w:tblLook w:firstColumn="1" w:firstRow="1" w:lastColumn="0" w:lastRow="0" w:noHBand="0" w:noVBand="1" w:val="04A0"/>
+        <w:tblBorders>
+          <w:top w:val="single" w:sz="8"/>
+          <w:left w:val="none"/>
+          <w:bottom w:val="single" w:sz="8"/>
+          <w:right w:val="none"/>
+          <w:insideH w:val="none"/>
+          <w:insideV w:val="none"/>
+        </w:tblBorders>
       </w:tblPr>
       <w:tblGrid>
         <w:gridCol w:w="2412"/>
@@ -5294,6 +5435,9 @@
         <w:tc>
           <w:tcPr>
             <w:tcW w:type="dxa" w:w="2412"/>
+            <w:tcBorders>
+              <w:bottom w:val="single" w:sz="8"/>
+            </w:tcBorders>
           </w:tcPr>
           <w:p>
             <w:r>
@@ -5304,6 +5448,9 @@
         <w:tc>
           <w:tcPr>
             <w:tcW w:type="dxa" w:w="2412"/>
+            <w:tcBorders>
+              <w:bottom w:val="single" w:sz="8"/>
+            </w:tcBorders>
           </w:tcPr>
           <w:p>
             <w:r>
@@ -5314,6 +5461,9 @@
         <w:tc>
           <w:tcPr>
             <w:tcW w:type="dxa" w:w="2412"/>
+            <w:tcBorders>
+              <w:bottom w:val="single" w:sz="8"/>
+            </w:tcBorders>
           </w:tcPr>
           <w:p>
             <w:r>
@@ -5324,6 +5474,9 @@
         <w:tc>
           <w:tcPr>
             <w:tcW w:type="dxa" w:w="2412"/>
+            <w:tcBorders>
+              <w:bottom w:val="single" w:sz="8"/>
+            </w:tcBorders>
           </w:tcPr>
           <w:p>
             <w:r>
@@ -7317,9 +7470,16 @@
     </w:p>
     <w:tbl>
       <w:tblPr>
-        <w:tblStyle w:val="TableGrid"/>
         <w:tblW w:type="auto" w:w="0"/>
         <w:tblLook w:firstColumn="1" w:firstRow="1" w:lastColumn="0" w:lastRow="0" w:noHBand="0" w:noVBand="1" w:val="04A0"/>
+        <w:tblBorders>
+          <w:top w:val="single" w:sz="8"/>
+          <w:left w:val="none"/>
+          <w:bottom w:val="single" w:sz="8"/>
+          <w:right w:val="none"/>
+          <w:insideH w:val="none"/>
+          <w:insideV w:val="none"/>
+        </w:tblBorders>
       </w:tblPr>
       <w:tblGrid>
         <w:gridCol w:w="1608"/>
@@ -7333,6 +7493,9 @@
         <w:tc>
           <w:tcPr>
             <w:tcW w:type="dxa" w:w="1608"/>
+            <w:tcBorders>
+              <w:bottom w:val="single" w:sz="8"/>
+            </w:tcBorders>
           </w:tcPr>
           <w:p>
             <w:r>
@@ -7343,6 +7506,9 @@
         <w:tc>
           <w:tcPr>
             <w:tcW w:type="dxa" w:w="1608"/>
+            <w:tcBorders>
+              <w:bottom w:val="single" w:sz="8"/>
+            </w:tcBorders>
           </w:tcPr>
           <w:p>
             <w:r>
@@ -7353,6 +7519,9 @@
         <w:tc>
           <w:tcPr>
             <w:tcW w:type="dxa" w:w="1608"/>
+            <w:tcBorders>
+              <w:bottom w:val="single" w:sz="8"/>
+            </w:tcBorders>
           </w:tcPr>
           <w:p>
             <w:r>
@@ -7363,6 +7532,9 @@
         <w:tc>
           <w:tcPr>
             <w:tcW w:type="dxa" w:w="1608"/>
+            <w:tcBorders>
+              <w:bottom w:val="single" w:sz="8"/>
+            </w:tcBorders>
           </w:tcPr>
           <w:p>
             <w:r>
@@ -7373,6 +7545,9 @@
         <w:tc>
           <w:tcPr>
             <w:tcW w:type="dxa" w:w="1608"/>
+            <w:tcBorders>
+              <w:bottom w:val="single" w:sz="8"/>
+            </w:tcBorders>
           </w:tcPr>
           <w:p>
             <w:r>
@@ -7383,6 +7558,9 @@
         <w:tc>
           <w:tcPr>
             <w:tcW w:type="dxa" w:w="1608"/>
+            <w:tcBorders>
+              <w:bottom w:val="single" w:sz="8"/>
+            </w:tcBorders>
           </w:tcPr>
           <w:p>
             <w:r>
@@ -8447,12 +8625,12 @@
     <w:qFormat/>
     <w:rsid w:val="00FC693F"/>
     <w:pPr>
-      <w:spacing w:after="120"/>
+      <w:spacing w:line="480" w:lineRule="auto" w:after="120"/>
     </w:pPr>
     <w:rPr>
       <w:rFonts w:ascii="Times New Roman" w:hAnsi="Times New Roman" w:eastAsia="Times New Roman"/>
       <w:b w:val="0"/>
-      <w:sz w:val="20"/>
+      <w:sz w:val="24"/>
     </w:rPr>
   </w:style>
   <w:style w:type="paragraph" w:styleId="Header">
@@ -8510,7 +8688,7 @@
     <w:pPr>
       <w:keepNext/>
       <w:keepLines/>
-      <w:spacing w:before="480" w:after="0"/>
+      <w:spacing w:before="480" w:after="0" w:line="480" w:lineRule="auto"/>
       <w:outlineLvl w:val="0"/>
     </w:pPr>
     <w:rPr>
@@ -8534,7 +8712,7 @@
     <w:pPr>
       <w:keepNext/>
       <w:keepLines/>
-      <w:spacing w:before="200" w:after="0"/>
+      <w:spacing w:before="200" w:after="0" w:line="480" w:lineRule="auto"/>
       <w:outlineLvl w:val="1"/>
     </w:pPr>
     <w:rPr>
@@ -8542,7 +8720,7 @@
       <w:b/>
       <w:bCs/>
       <w:color w:val="4F81BD" w:themeColor="accent1"/>
-      <w:sz w:val="22"/>
+      <w:sz w:val="24"/>
       <w:szCs w:val="26"/>
     </w:rPr>
   </w:style>
@@ -9243,7 +9421,7 @@
     <w:qFormat/>
     <w:rsid w:val="00FC693F"/>
     <w:pPr>
-      <w:spacing w:line="240" w:lineRule="auto" w:before="240" w:after="120"/>
+      <w:spacing w:line="276" w:lineRule="auto" w:before="240" w:after="120"/>
     </w:pPr>
     <w:rPr>
       <w:rFonts w:ascii="Times New Roman" w:hAnsi="Times New Roman" w:eastAsia="Times New Roman"/>
